--- a/작업일지/졸업작품 작업일지 - 20+23주차.docx
+++ b/작업일지/졸업작품 작업일지 - 20+23주차.docx
@@ -460,20 +460,13 @@
                 <w:rFonts w:hint="eastAsia"/>
                 <w:b/>
               </w:rPr>
-              <w:t>장명운: 유니티에서 BVH(Bounding Volume Hierarchy) 제작 및 추출, BVH를 통한 충돌</w:t>
-            </w:r>
-            <w:r>
-              <w:rPr>
-                <w:b/>
-              </w:rPr>
-              <w:br/>
-            </w:r>
-            <w:r>
-              <w:rPr>
-                <w:rFonts w:hint="eastAsia"/>
-                <w:b/>
-              </w:rPr>
-              <w:t>처리 구현, Height map 기반 terrain 구현</w:t>
+              <w:t xml:space="preserve">장명운: </w:t>
+            </w:r>
+            <w:r>
+              <w:rPr>
+                <w:b/>
+              </w:rPr>
+              <w:t>Cascaded Shadow Mapping 구현</w:t>
             </w:r>
           </w:p>
           <w:p>
@@ -495,9 +488,6 @@
           <w:p>
             <w:pPr>
               <w:jc w:val="left"/>
-              <w:rPr>
-                <w:rFonts w:hint="eastAsia"/>
-              </w:rPr>
             </w:pPr>
             <w:r>
               <w:rPr>
@@ -577,10 +567,9 @@
       </w:pPr>
       <w:r>
         <w:rPr>
-          <w:rFonts w:hint="eastAsia"/>
-          <w:sz w:val="22"/>
-        </w:rPr>
-        <w:t>유니티에서 BVH(Bounding Volume Hierarchy) 제작 및 추출</w:t>
+          <w:sz w:val="22"/>
+        </w:rPr>
+        <w:t>Cascaded Shadow Mapping 구현</w:t>
       </w:r>
     </w:p>
     <w:p>
@@ -601,7 +590,13 @@
           <w:rFonts w:hint="eastAsia"/>
           <w:sz w:val="22"/>
         </w:rPr>
-        <w:t>여러 개의 Bounding Box를 엮어 하나의 Bounding Volume을 만들 수 있는 스크립트 작성.</w:t>
+        <w:t>기하</w:t>
+      </w:r>
+      <w:r>
+        <w:rPr>
+          <w:sz w:val="22"/>
+        </w:rPr>
+        <w:t xml:space="preserve"> 셰이더를 통해 dsv로 TextureArray를 연결하고 1-pass로 Cascade들을 만드는 대신</w:t>
       </w:r>
       <w:r>
         <w:rPr>
@@ -611,23 +606,63 @@
       </w:r>
       <w:r>
         <w:rPr>
-          <w:rFonts w:hint="eastAsia"/>
-          <w:sz w:val="22"/>
-        </w:rPr>
-        <w:t>Bounding Volume은 결국 우리가 직접 보면서 수동으로 만들어야 하므로,</w:t>
-      </w:r>
-      <w:r>
-        <w:rPr>
-          <w:sz w:val="22"/>
-        </w:rPr>
-        <w:br/>
-      </w:r>
-      <w:r>
-        <w:rPr>
-          <w:rFonts w:hint="eastAsia"/>
-          <w:sz w:val="22"/>
-        </w:rPr>
-        <w:t>선택 하이라이팅 및 특정 LOD만 활성화하는 등의 gui 기능을 제공</w:t>
+          <w:sz w:val="22"/>
+        </w:rPr>
+        <w:t>각각의 Cascade를 개별 pass로 렌더링</w:t>
+      </w:r>
+    </w:p>
+    <w:p>
+      <w:pPr>
+        <w:pStyle w:val="a3"/>
+        <w:numPr>
+          <w:ilvl w:val="2"/>
+          <w:numId w:val="1"/>
+        </w:numPr>
+        <w:ind w:leftChars="0"/>
+        <w:jc w:val="left"/>
+        <w:rPr>
+          <w:sz w:val="22"/>
+        </w:rPr>
+      </w:pPr>
+      <w:r>
+        <w:rPr>
+          <w:sz w:val="22"/>
+        </w:rPr>
+        <w:t>현대 gpu는 기하 셰이더가 비효율적</w:t>
+      </w:r>
+      <w:r>
+        <w:rPr>
+          <w:rFonts w:hint="eastAsia"/>
+          <w:sz w:val="22"/>
+        </w:rPr>
+        <w:t>이어서 개별 pass로 돌리는 게 더 나음</w:t>
+      </w:r>
+    </w:p>
+    <w:p>
+      <w:pPr>
+        <w:pStyle w:val="a3"/>
+        <w:numPr>
+          <w:ilvl w:val="2"/>
+          <w:numId w:val="1"/>
+        </w:numPr>
+        <w:ind w:leftChars="0"/>
+        <w:jc w:val="left"/>
+        <w:rPr>
+          <w:sz w:val="22"/>
+        </w:rPr>
+      </w:pPr>
+      <w:r>
+        <w:rPr>
+          <w:rFonts w:hint="eastAsia"/>
+          <w:sz w:val="22"/>
+        </w:rPr>
+        <w:t xml:space="preserve">개별 패스로 돌릴 경우 </w:t>
+      </w:r>
+      <w:r>
+        <w:rPr>
+          <w:sz w:val="22"/>
+        </w:rPr>
+        <w:t>cascade level별 해상도를 다르게 설정할 수 있음</w:t>
       </w:r>
     </w:p>
     <w:p>
@@ -648,7 +683,160 @@
           <w:rFonts w:hint="eastAsia"/>
           <w:sz w:val="22"/>
         </w:rPr>
-        <w:t>클라이언트에 추출 과정과 대응되는 삽입 코드 작성</w:t>
+        <w:t>각</w:t>
+      </w:r>
+      <w:r>
+        <w:rPr>
+          <w:sz w:val="22"/>
+        </w:rPr>
+        <w:t xml:space="preserve"> Cascade의 커버 범위는 수학적으로 자동 계산하도록 만듬</w:t>
+      </w:r>
+    </w:p>
+    <w:p>
+      <w:pPr>
+        <w:pStyle w:val="a3"/>
+        <w:numPr>
+          <w:ilvl w:val="2"/>
+          <w:numId w:val="1"/>
+        </w:numPr>
+        <w:ind w:leftChars="0"/>
+        <w:jc w:val="left"/>
+        <w:rPr>
+          <w:sz w:val="22"/>
+        </w:rPr>
+      </w:pPr>
+      <w:r>
+        <w:rPr>
+          <w:sz w:val="22"/>
+        </w:rPr>
+        <w:t>nearZ, farZ와 그 혼합계수 lambda로 클립 공간 light view frustum의 z 커버 범위를 구함</w:t>
+      </w:r>
+    </w:p>
+    <w:p>
+      <w:pPr>
+        <w:pStyle w:val="a3"/>
+        <w:numPr>
+          <w:ilvl w:val="2"/>
+          <w:numId w:val="1"/>
+        </w:numPr>
+        <w:ind w:leftChars="0"/>
+        <w:jc w:val="left"/>
+        <w:rPr>
+          <w:sz w:val="22"/>
+        </w:rPr>
+      </w:pPr>
+      <w:r>
+        <w:rPr>
+          <w:rFonts w:hint="eastAsia"/>
+          <w:sz w:val="22"/>
+        </w:rPr>
+        <w:t>직교</w:t>
+      </w:r>
+      <w:r>
+        <w:rPr>
+          <w:sz w:val="22"/>
+        </w:rPr>
+        <w:t xml:space="preserve"> 투영이므로 x와 y는 클립 공간 모서리를 따와 light view frustum을 구성</w:t>
+      </w:r>
+    </w:p>
+    <w:p>
+      <w:pPr>
+        <w:pStyle w:val="a3"/>
+        <w:numPr>
+          <w:ilvl w:val="2"/>
+          <w:numId w:val="1"/>
+        </w:numPr>
+        <w:ind w:leftChars="0"/>
+        <w:jc w:val="left"/>
+        <w:rPr>
+          <w:sz w:val="22"/>
+        </w:rPr>
+      </w:pPr>
+      <w:r>
+        <w:rPr>
+          <w:rFonts w:hint="eastAsia"/>
+          <w:sz w:val="22"/>
+        </w:rPr>
+        <w:t>해당</w:t>
+      </w:r>
+      <w:r>
+        <w:rPr>
+          <w:sz w:val="22"/>
+        </w:rPr>
+        <w:t xml:space="preserve"> light view frustum을 camera view projection의 역행렬로 변환해 월드 공간으로 옮김</w:t>
+      </w:r>
+    </w:p>
+    <w:p>
+      <w:pPr>
+        <w:pStyle w:val="a3"/>
+        <w:numPr>
+          <w:ilvl w:val="2"/>
+          <w:numId w:val="1"/>
+        </w:numPr>
+        <w:ind w:leftChars="0"/>
+        <w:jc w:val="left"/>
+        <w:rPr>
+          <w:sz w:val="22"/>
+        </w:rPr>
+      </w:pPr>
+      <w:r>
+        <w:rPr>
+          <w:rFonts w:hint="eastAsia"/>
+          <w:sz w:val="22"/>
+        </w:rPr>
+        <w:t>월드</w:t>
+      </w:r>
+      <w:r>
+        <w:rPr>
+          <w:sz w:val="22"/>
+        </w:rPr>
+        <w:t xml:space="preserve"> 공간 light view frustum을 light view 행렬로 변환해 light 공간으로 옮김</w:t>
+      </w:r>
+    </w:p>
+    <w:p>
+      <w:pPr>
+        <w:pStyle w:val="a3"/>
+        <w:numPr>
+          <w:ilvl w:val="2"/>
+          <w:numId w:val="1"/>
+        </w:numPr>
+        <w:ind w:leftChars="0"/>
+        <w:jc w:val="left"/>
+        <w:rPr>
+          <w:sz w:val="22"/>
+        </w:rPr>
+      </w:pPr>
+      <w:r>
+        <w:rPr>
+          <w:sz w:val="22"/>
+        </w:rPr>
+        <w:t>light 공간 light view frustum의 minX, maxX, minY, maxY, minZ, maxZ를 통해 light projection 행렬을 구성</w:t>
+      </w:r>
+      <w:r>
+        <w:rPr>
+          <w:sz w:val="22"/>
+        </w:rPr>
+        <w:br/>
+      </w:r>
+      <w:r>
+        <w:rPr>
+          <w:rFonts w:hint="eastAsia"/>
+          <w:sz w:val="22"/>
+        </w:rPr>
+        <w:t>(</w:t>
+      </w:r>
+      <w:r>
+        <w:rPr>
+          <w:rFonts w:hint="eastAsia"/>
+          <w:sz w:val="22"/>
+        </w:rPr>
+        <w:t>이때</w:t>
+      </w:r>
+      <w:r>
+        <w:rPr>
+          <w:sz w:val="22"/>
+        </w:rPr>
+        <w:t>, nearZ는 light view frustum 지름의 1.5배만큼 음의 방향으로 당겨줌 (당겨주지 않으면 몇몇 shadow caster가 무시될 수 있음)</w:t>
       </w:r>
     </w:p>
     <w:p>
@@ -666,31 +854,9 @@
       </w:pPr>
       <w:r>
         <w:rPr>
-          <w:rFonts w:hint="eastAsia"/>
-          <w:sz w:val="22"/>
-        </w:rPr>
-        <w:t>각 Bounding Volume을 본에 매핑시켜, 애니메이션과 연동되도록 함</w:t>
-      </w:r>
-    </w:p>
-    <w:p>
-      <w:pPr>
-        <w:pStyle w:val="a3"/>
-        <w:numPr>
-          <w:ilvl w:val="0"/>
-          <w:numId w:val="1"/>
-        </w:numPr>
-        <w:ind w:leftChars="0"/>
-        <w:jc w:val="left"/>
-        <w:rPr>
-          <w:sz w:val="22"/>
-        </w:rPr>
-      </w:pPr>
-      <w:r>
-        <w:rPr>
-          <w:rFonts w:hint="eastAsia"/>
-          <w:sz w:val="22"/>
-        </w:rPr>
-        <w:t>BVH를 통한 충돌처리 구현</w:t>
+          <w:sz w:val="22"/>
+        </w:rPr>
+        <w:t>shadow map을 기록할 때 normal 방향 offset을 주어서 기록해 좀 더 디테일한 그림자 표현</w:t>
       </w:r>
     </w:p>
     <w:p>
@@ -708,57 +874,9 @@
       </w:pPr>
       <w:r>
         <w:rPr>
-          <w:rFonts w:hint="eastAsia"/>
-          <w:sz w:val="22"/>
-        </w:rPr>
-        <w:t>충돌 후보쌍에 대해 낮은 LOD의(범위가 큰) Bounding Volume부터 스택에 push하면서</w:t>
-      </w:r>
-      <w:r>
-        <w:rPr>
-          <w:sz w:val="22"/>
-        </w:rPr>
-        <w:br/>
-      </w:r>
-      <w:r>
-        <w:rPr>
-          <w:rFonts w:hint="eastAsia"/>
-          <w:sz w:val="22"/>
-        </w:rPr>
-        <w:t>충돌이 감지될 경우 pop 및 높은 LOD 노드 push,</w:t>
-      </w:r>
-      <w:r>
-        <w:rPr>
-          <w:sz w:val="22"/>
-        </w:rPr>
-        <w:br/>
-      </w:r>
-      <w:r>
-        <w:rPr>
-          <w:rFonts w:hint="eastAsia"/>
-          <w:sz w:val="22"/>
-        </w:rPr>
-        <w:t>서로 leaf node에 도달할 때까지 충돌이 유지된다면 실제로 충돌한 것으로 판정</w:t>
-      </w:r>
-    </w:p>
-    <w:p>
-      <w:pPr>
-        <w:pStyle w:val="a3"/>
-        <w:numPr>
-          <w:ilvl w:val="0"/>
-          <w:numId w:val="1"/>
-        </w:numPr>
-        <w:ind w:leftChars="0"/>
-        <w:jc w:val="left"/>
-        <w:rPr>
-          <w:sz w:val="22"/>
-        </w:rPr>
-      </w:pPr>
-      <w:r>
-        <w:rPr>
-          <w:rFonts w:hint="eastAsia"/>
-          <w:sz w:val="22"/>
-        </w:rPr>
-        <w:t>Height map 기반 terrain 구현</w:t>
+          <w:sz w:val="22"/>
+        </w:rPr>
+        <w:t>cascade 해상도와 light view frustum의 지름을 통해 cascade의 한 텍셀이 월드 공간에서 차지하는 크기를 역산하여 snapping하도록 구현 -&gt; shadow map shimmering 방지</w:t>
       </w:r>
     </w:p>
     <w:p>
@@ -779,140 +897,13 @@
           <w:rFonts w:hint="eastAsia"/>
           <w:sz w:val="22"/>
         </w:rPr>
-        <w:t>Unity의 Terrain tool로 terrain을 제작한 후 height map을 .raw 포맷으로 추출,</w:t>
-      </w:r>
-      <w:r>
-        <w:rPr>
-          <w:sz w:val="22"/>
-        </w:rPr>
-        <w:br/>
-      </w:r>
-      <w:r>
-        <w:rPr>
-          <w:rFonts w:hint="eastAsia"/>
-          <w:sz w:val="22"/>
-        </w:rPr>
-        <w:t>사용된 디테일 텍스처들 .png로 bake해 추출,</w:t>
-      </w:r>
-      <w:r>
-        <w:rPr>
-          <w:sz w:val="22"/>
-        </w:rPr>
-        <w:br/>
-      </w:r>
-      <w:r>
-        <w:rPr>
-          <w:rFonts w:hint="eastAsia"/>
-          <w:sz w:val="22"/>
-        </w:rPr>
-        <w:t>height map 해상도와 지형 크기 및 텍스처 타일링 정보 등 메타 정보 파일 추출,</w:t>
-      </w:r>
-      <w:r>
-        <w:rPr>
-          <w:sz w:val="22"/>
-        </w:rPr>
-        <w:br/>
-      </w:r>
-      <w:r>
-        <w:rPr>
-          <w:rFonts w:hint="eastAsia"/>
-          <w:sz w:val="22"/>
-        </w:rPr>
-        <w:t>추출된 정보들을 통합해서 저장하는 manifest 파일 추출</w:t>
-      </w:r>
-    </w:p>
-    <w:p>
-      <w:pPr>
-        <w:pStyle w:val="a3"/>
-        <w:numPr>
-          <w:ilvl w:val="1"/>
-          <w:numId w:val="1"/>
-        </w:numPr>
-        <w:ind w:leftChars="0"/>
-        <w:jc w:val="left"/>
-        <w:rPr>
-          <w:sz w:val="22"/>
-        </w:rPr>
-      </w:pPr>
-      <w:r>
-        <w:rPr>
-          <w:rFonts w:hint="eastAsia"/>
-          <w:sz w:val="22"/>
-        </w:rPr>
-        <w:t>기존에는 RGBA 각 채널에 높이를 직접 인코딩해서 사용하고, 테셀레이션을 하는 등</w:t>
-      </w:r>
-      <w:r>
-        <w:rPr>
-          <w:sz w:val="22"/>
-        </w:rPr>
-        <w:br/>
-      </w:r>
-      <w:r>
-        <w:rPr>
-          <w:rFonts w:hint="eastAsia"/>
-          <w:sz w:val="22"/>
-        </w:rPr>
-        <w:t>복잡한 작업을 거쳤지만, 유니티가 기본으로 제공하는 .raw 포맷 추출이 우수하고</w:t>
-      </w:r>
-      <w:r>
-        <w:rPr>
-          <w:sz w:val="22"/>
-        </w:rPr>
-        <w:br/>
-      </w:r>
-      <w:r>
-        <w:rPr>
-          <w:rFonts w:hint="eastAsia"/>
-          <w:sz w:val="22"/>
-        </w:rPr>
-        <w:t>테셀레이션은 성능(매 프레임 메시 빌드) 및 퀄리티(popping 현상) 모두 애매해서</w:t>
-      </w:r>
-      <w:r>
-        <w:rPr>
-          <w:sz w:val="22"/>
-        </w:rPr>
-        <w:br/>
-      </w:r>
-      <w:r>
-        <w:rPr>
-          <w:rFonts w:hint="eastAsia"/>
-          <w:sz w:val="22"/>
-        </w:rPr>
-        <w:t>제거하기로 했음</w:t>
-      </w:r>
-    </w:p>
-    <w:p>
-      <w:pPr>
-        <w:pStyle w:val="a3"/>
-        <w:numPr>
-          <w:ilvl w:val="1"/>
-          <w:numId w:val="1"/>
-        </w:numPr>
-        <w:ind w:leftChars="0"/>
-        <w:jc w:val="left"/>
-        <w:rPr>
-          <w:sz w:val="22"/>
-        </w:rPr>
-      </w:pPr>
-      <w:r>
-        <w:rPr>
-          <w:rFonts w:hint="eastAsia"/>
-          <w:sz w:val="22"/>
-        </w:rPr>
-        <w:t>splat map을 bake해 추출하여 layering을 구현</w:t>
-      </w:r>
-      <w:r>
-        <w:rPr>
-          <w:sz w:val="22"/>
-        </w:rPr>
-        <w:br/>
-      </w:r>
-      <w:r>
-        <w:rPr>
-          <w:rFonts w:hint="eastAsia"/>
-          <w:sz w:val="22"/>
-        </w:rPr>
-        <w:t>4개 레이어라면 각 레이어의 가중치 값이 splat map의 RGBA채널에 인코딩되어 있다.</w:t>
+        <w:t>디버그용</w:t>
+      </w:r>
+      <w:r>
+        <w:rPr>
+          <w:sz w:val="22"/>
+        </w:rPr>
+        <w:t xml:space="preserve"> CSM 렌더링 구현 (Cascade별로 다른 색상 적용)</w:t>
       </w:r>
     </w:p>
     <w:p>
@@ -931,6 +922,7 @@
           <w:sz w:val="28"/>
           <w:szCs w:val="32"/>
         </w:rPr>
+        <w:lastRenderedPageBreak/>
         <w:br w:type="page"/>
       </w:r>
     </w:p>
@@ -969,27 +961,7 @@
           <w:sz w:val="18"/>
           <w:szCs w:val="20"/>
         </w:rPr>
-        <w:t xml:space="preserve">1. </w:t>
-      </w:r>
-      <w:proofErr w:type="spellStart"/>
-      <w:r>
-        <w:rPr>
-          <w:b/>
-          <w:bCs/>
-          <w:sz w:val="18"/>
-          <w:szCs w:val="20"/>
-        </w:rPr>
-        <w:t>파티클</w:t>
-      </w:r>
-      <w:proofErr w:type="spellEnd"/>
-      <w:r>
-        <w:rPr>
-          <w:b/>
-          <w:bCs/>
-          <w:sz w:val="18"/>
-          <w:szCs w:val="20"/>
-        </w:rPr>
-        <w:t xml:space="preserve"> 색상/사이즈의 Lifetime 구현</w:t>
+        <w:t>1. 파티클 색상/사이즈의 Lifetime 구현</w:t>
       </w:r>
     </w:p>
     <w:p>
@@ -1004,21 +976,12 @@
           <w:szCs w:val="20"/>
         </w:rPr>
       </w:pPr>
-      <w:proofErr w:type="spellStart"/>
       <w:r>
         <w:rPr>
           <w:sz w:val="18"/>
           <w:szCs w:val="20"/>
         </w:rPr>
-        <w:t>파티클이</w:t>
-      </w:r>
-      <w:proofErr w:type="spellEnd"/>
-      <w:r>
-        <w:rPr>
-          <w:sz w:val="18"/>
-          <w:szCs w:val="20"/>
-        </w:rPr>
-        <w:t xml:space="preserve"> 생성되어 소멸되는 동안 색상과 크기가 시간에 따라 자연스럽게 변하도록 구현</w:t>
+        <w:t>파티클이 생성되어 소멸되는 동안 색상과 크기가 시간에 따라 자연스럽게 변하도록 구현</w:t>
       </w:r>
     </w:p>
     <w:p>
@@ -1038,23 +1001,7 @@
           <w:sz w:val="18"/>
           <w:szCs w:val="20"/>
         </w:rPr>
-        <w:t xml:space="preserve">Unity </w:t>
-      </w:r>
-      <w:proofErr w:type="spellStart"/>
-      <w:r>
-        <w:rPr>
-          <w:sz w:val="18"/>
-          <w:szCs w:val="20"/>
-        </w:rPr>
-        <w:t>파티클</w:t>
-      </w:r>
-      <w:proofErr w:type="spellEnd"/>
-      <w:r>
-        <w:rPr>
-          <w:sz w:val="18"/>
-          <w:szCs w:val="20"/>
-        </w:rPr>
-        <w:t xml:space="preserve"> 시스템의 'Color over Lifetime</w:t>
+        <w:t>Unity 파티클 시스템의 'Color over Lifetime</w:t>
       </w:r>
       <w:proofErr w:type="gramStart"/>
       <w:r>
@@ -1106,23 +1053,7 @@
           <w:sz w:val="18"/>
           <w:szCs w:val="20"/>
         </w:rPr>
-        <w:t xml:space="preserve"> 키 값을 정의하면, 키 사이를 </w:t>
-      </w:r>
-      <w:proofErr w:type="spellStart"/>
-      <w:r>
-        <w:rPr>
-          <w:sz w:val="18"/>
-          <w:szCs w:val="20"/>
-        </w:rPr>
-        <w:t>보간하여</w:t>
-      </w:r>
-      <w:proofErr w:type="spellEnd"/>
-      <w:r>
-        <w:rPr>
-          <w:sz w:val="18"/>
-          <w:szCs w:val="20"/>
-        </w:rPr>
-        <w:t xml:space="preserve"> 색상을 반환하도록 구현</w:t>
+        <w:t xml:space="preserve"> 키 값을 정의하면, 키 사이를 보간하여 색상을 반환하도록 구현</w:t>
       </w:r>
     </w:p>
     <w:p>
@@ -1142,39 +1073,7 @@
           <w:sz w:val="18"/>
           <w:szCs w:val="20"/>
         </w:rPr>
-        <w:t xml:space="preserve">간단한 예시로 </w:t>
-      </w:r>
-      <w:proofErr w:type="spellStart"/>
-      <w:r>
-        <w:rPr>
-          <w:sz w:val="18"/>
-          <w:szCs w:val="20"/>
-        </w:rPr>
-        <w:t>알파값이</w:t>
-      </w:r>
-      <w:proofErr w:type="spellEnd"/>
-      <w:r>
-        <w:rPr>
-          <w:sz w:val="18"/>
-          <w:szCs w:val="20"/>
-        </w:rPr>
-        <w:t xml:space="preserve"> t=0일 때는 1, t=1일 때는 0으로 설정하면 </w:t>
-      </w:r>
-      <w:proofErr w:type="spellStart"/>
-      <w:r>
-        <w:rPr>
-          <w:sz w:val="18"/>
-          <w:szCs w:val="20"/>
-        </w:rPr>
-        <w:t>파티클이</w:t>
-      </w:r>
-      <w:proofErr w:type="spellEnd"/>
-      <w:r>
-        <w:rPr>
-          <w:sz w:val="18"/>
-          <w:szCs w:val="20"/>
-        </w:rPr>
-        <w:t xml:space="preserve"> 점점 투명해지면서 소멸되는 효과를 확인할 수 있음</w:t>
+        <w:t>간단한 예시로 알파값이 t=0일 때는 1, t=1일 때는 0으로 설정하면 파티클이 점점 투명해지면서 소멸되는 효과를 확인할 수 있음</w:t>
       </w:r>
     </w:p>
     <w:p>
@@ -1194,47 +1093,7 @@
           <w:sz w:val="18"/>
           <w:szCs w:val="20"/>
         </w:rPr>
-        <w:t xml:space="preserve">2. </w:t>
-      </w:r>
-      <w:proofErr w:type="spellStart"/>
-      <w:r>
-        <w:rPr>
-          <w:b/>
-          <w:bCs/>
-          <w:sz w:val="18"/>
-          <w:szCs w:val="20"/>
-        </w:rPr>
-        <w:t>메쉬</w:t>
-      </w:r>
-      <w:proofErr w:type="spellEnd"/>
-      <w:r>
-        <w:rPr>
-          <w:b/>
-          <w:bCs/>
-          <w:sz w:val="18"/>
-          <w:szCs w:val="20"/>
-        </w:rPr>
-        <w:t xml:space="preserve"> </w:t>
-      </w:r>
-      <w:proofErr w:type="spellStart"/>
-      <w:r>
-        <w:rPr>
-          <w:b/>
-          <w:bCs/>
-          <w:sz w:val="18"/>
-          <w:szCs w:val="20"/>
-        </w:rPr>
-        <w:t>파티클</w:t>
-      </w:r>
-      <w:proofErr w:type="spellEnd"/>
-      <w:r>
-        <w:rPr>
-          <w:b/>
-          <w:bCs/>
-          <w:sz w:val="18"/>
-          <w:szCs w:val="20"/>
-        </w:rPr>
-        <w:t xml:space="preserve"> 구현</w:t>
+        <w:t>2. 메쉬 파티클 구현</w:t>
       </w:r>
     </w:p>
     <w:p>
@@ -1274,71 +1133,7 @@
           <w:sz w:val="18"/>
           <w:szCs w:val="20"/>
         </w:rPr>
-        <w:t xml:space="preserve">기존 Billboard </w:t>
-      </w:r>
-      <w:proofErr w:type="spellStart"/>
-      <w:r>
-        <w:rPr>
-          <w:sz w:val="18"/>
-          <w:szCs w:val="20"/>
-        </w:rPr>
-        <w:t>셰이더와</w:t>
-      </w:r>
-      <w:proofErr w:type="spellEnd"/>
-      <w:r>
-        <w:rPr>
-          <w:sz w:val="18"/>
-          <w:szCs w:val="20"/>
-        </w:rPr>
-        <w:t xml:space="preserve"> </w:t>
-      </w:r>
-      <w:proofErr w:type="spellStart"/>
-      <w:r>
-        <w:rPr>
-          <w:sz w:val="18"/>
-          <w:szCs w:val="20"/>
-        </w:rPr>
-        <w:t>파티클</w:t>
-      </w:r>
-      <w:proofErr w:type="spellEnd"/>
-      <w:r>
-        <w:rPr>
-          <w:sz w:val="18"/>
-          <w:szCs w:val="20"/>
-        </w:rPr>
-        <w:t xml:space="preserve"> 시스템을 참고해, </w:t>
-      </w:r>
-      <w:proofErr w:type="spellStart"/>
-      <w:r>
-        <w:rPr>
-          <w:sz w:val="18"/>
-          <w:szCs w:val="20"/>
-        </w:rPr>
-        <w:t>메쉬를</w:t>
-      </w:r>
-      <w:proofErr w:type="spellEnd"/>
-      <w:r>
-        <w:rPr>
-          <w:sz w:val="18"/>
-          <w:szCs w:val="20"/>
-        </w:rPr>
-        <w:t xml:space="preserve"> </w:t>
-      </w:r>
-      <w:proofErr w:type="spellStart"/>
-      <w:r>
-        <w:rPr>
-          <w:sz w:val="18"/>
-          <w:szCs w:val="20"/>
-        </w:rPr>
-        <w:t>파티클로</w:t>
-      </w:r>
-      <w:proofErr w:type="spellEnd"/>
-      <w:r>
-        <w:rPr>
-          <w:sz w:val="18"/>
-          <w:szCs w:val="20"/>
-        </w:rPr>
-        <w:t xml:space="preserve"> 사용할 수 있도록 클래스를 제작</w:t>
+        <w:t>기존 Billboard 셰이더와 파티클 시스템을 참고해, 메쉬를 파티클로 사용할 수 있도록 클래스를 제작</w:t>
       </w:r>
     </w:p>
     <w:p>
@@ -1353,53 +1148,12 @@
           <w:szCs w:val="20"/>
         </w:rPr>
       </w:pPr>
-      <w:proofErr w:type="spellStart"/>
       <w:r>
         <w:rPr>
           <w:sz w:val="18"/>
           <w:szCs w:val="20"/>
         </w:rPr>
-        <w:t>메쉬</w:t>
-      </w:r>
-      <w:proofErr w:type="spellEnd"/>
-      <w:r>
-        <w:rPr>
-          <w:sz w:val="18"/>
-          <w:szCs w:val="20"/>
-        </w:rPr>
-        <w:t xml:space="preserve"> </w:t>
-      </w:r>
-      <w:proofErr w:type="spellStart"/>
-      <w:r>
-        <w:rPr>
-          <w:sz w:val="18"/>
-          <w:szCs w:val="20"/>
-        </w:rPr>
-        <w:t>파티클</w:t>
-      </w:r>
-      <w:proofErr w:type="spellEnd"/>
-      <w:r>
-        <w:rPr>
-          <w:sz w:val="18"/>
-          <w:szCs w:val="20"/>
-        </w:rPr>
-        <w:t xml:space="preserve"> 전용으로 사용할 유니티 에디터용 </w:t>
-      </w:r>
-      <w:proofErr w:type="spellStart"/>
-      <w:r>
-        <w:rPr>
-          <w:sz w:val="18"/>
-          <w:szCs w:val="20"/>
-        </w:rPr>
-        <w:t>익스포터</w:t>
-      </w:r>
-      <w:proofErr w:type="spellEnd"/>
-      <w:r>
-        <w:rPr>
-          <w:sz w:val="18"/>
-          <w:szCs w:val="20"/>
-        </w:rPr>
-        <w:t xml:space="preserve"> 스크립트 작성 (Position, UV, 인덱스, 텍스처 경로가 하나의 파일에 포함됨)</w:t>
+        <w:t>메쉬 파티클 전용으로 사용할 유니티 에디터용 익스포터 스크립트 작성 (Position, UV, 인덱스, 텍스처 경로가 하나의 파일에 포함됨)</w:t>
       </w:r>
     </w:p>
     <w:p>
@@ -1419,39 +1173,7 @@
           <w:sz w:val="18"/>
           <w:szCs w:val="20"/>
         </w:rPr>
-        <w:t xml:space="preserve">다만 사용할 이펙트 </w:t>
-      </w:r>
-      <w:proofErr w:type="spellStart"/>
-      <w:r>
-        <w:rPr>
-          <w:sz w:val="18"/>
-          <w:szCs w:val="20"/>
-        </w:rPr>
-        <w:t>에셋을</w:t>
-      </w:r>
-      <w:proofErr w:type="spellEnd"/>
-      <w:r>
-        <w:rPr>
-          <w:sz w:val="18"/>
-          <w:szCs w:val="20"/>
-        </w:rPr>
-        <w:t xml:space="preserve"> 정해놓지 않아서, 언제든 </w:t>
-      </w:r>
-      <w:proofErr w:type="spellStart"/>
-      <w:r>
-        <w:rPr>
-          <w:sz w:val="18"/>
-          <w:szCs w:val="20"/>
-        </w:rPr>
-        <w:t>익스포트할</w:t>
-      </w:r>
-      <w:proofErr w:type="spellEnd"/>
-      <w:r>
-        <w:rPr>
-          <w:sz w:val="18"/>
-          <w:szCs w:val="20"/>
-        </w:rPr>
-        <w:t xml:space="preserve"> 포맷은 바뀔 수 있</w:t>
+        <w:t>다만 사용할 이펙트 에셋을 정해놓지 않아서, 언제든 익스포트할 포맷은 바뀔 수 있</w:t>
       </w:r>
       <w:r>
         <w:rPr>
@@ -1499,29 +1221,7 @@
           <w:sz w:val="18"/>
           <w:szCs w:val="20"/>
         </w:rPr>
-        <w:t xml:space="preserve">수정 </w:t>
-      </w:r>
-      <w:proofErr w:type="spellStart"/>
-      <w:r>
-        <w:rPr>
-          <w:rFonts w:hint="eastAsia"/>
-          <w:b/>
-          <w:bCs/>
-          <w:sz w:val="18"/>
-          <w:szCs w:val="20"/>
-        </w:rPr>
-        <w:t>해야할</w:t>
-      </w:r>
-      <w:proofErr w:type="spellEnd"/>
-      <w:r>
-        <w:rPr>
-          <w:rFonts w:hint="eastAsia"/>
-          <w:b/>
-          <w:bCs/>
-          <w:sz w:val="18"/>
-          <w:szCs w:val="20"/>
-        </w:rPr>
-        <w:t xml:space="preserve"> 점</w:t>
+        <w:t>수정 해야할 점</w:t>
       </w:r>
     </w:p>
     <w:p>
@@ -1532,7 +1232,6 @@
         </w:numPr>
         <w:jc w:val="left"/>
         <w:rPr>
-          <w:rFonts w:hint="eastAsia"/>
           <w:b/>
           <w:bCs/>
           <w:sz w:val="18"/>
@@ -1545,50 +1244,13 @@
           <w:sz w:val="18"/>
           <w:szCs w:val="20"/>
         </w:rPr>
-        <w:t xml:space="preserve">검기 이펙트가 정확히 어떻게 </w:t>
-      </w:r>
-      <w:proofErr w:type="spellStart"/>
-      <w:r>
-        <w:rPr>
-          <w:rFonts w:hint="eastAsia"/>
-          <w:sz w:val="18"/>
-          <w:szCs w:val="20"/>
-        </w:rPr>
-        <w:t>나가야할</w:t>
-      </w:r>
-      <w:proofErr w:type="spellEnd"/>
-      <w:r>
-        <w:rPr>
-          <w:rFonts w:hint="eastAsia"/>
-          <w:sz w:val="18"/>
-          <w:szCs w:val="20"/>
-        </w:rPr>
-        <w:t xml:space="preserve"> 지 </w:t>
-      </w:r>
-      <w:proofErr w:type="spellStart"/>
-      <w:r>
-        <w:rPr>
-          <w:rFonts w:hint="eastAsia"/>
-          <w:sz w:val="18"/>
-          <w:szCs w:val="20"/>
-        </w:rPr>
-        <w:t>정의해야함</w:t>
-      </w:r>
-      <w:proofErr w:type="spellEnd"/>
-      <w:r>
-        <w:rPr>
-          <w:rFonts w:hint="eastAsia"/>
-          <w:sz w:val="18"/>
-          <w:szCs w:val="20"/>
-        </w:rPr>
-        <w:t>.</w:t>
+        <w:t>검기 이펙트가 정확히 어떻게 나가야할 지 정의해야함.</w:t>
       </w:r>
     </w:p>
     <w:p>
       <w:pPr>
         <w:jc w:val="left"/>
         <w:rPr>
-          <w:rFonts w:hint="eastAsia"/>
           <w:sz w:val="28"/>
           <w:szCs w:val="32"/>
         </w:rPr>
@@ -2213,7 +1875,6 @@
           <w:p>
             <w:pPr>
               <w:rPr>
-                <w:rFonts w:hint="eastAsia"/>
                 <w:b/>
                 <w:bCs/>
                 <w:szCs w:val="20"/>
@@ -2226,7 +1887,7 @@
                 <w:bCs/>
                 <w:szCs w:val="20"/>
               </w:rPr>
-              <w:t>장명운: 레벨 제작, 지형 그림자 구현, 장비 장착해 애니메이션 연동되도록 구현, Rigid body physics 완성, 각종 최적화</w:t>
+              <w:t>장명운: 레벨 제작, 장비 장착해 애니메이션 연동되도록 구현, Rigid body physics 완성, 각종 최적화</w:t>
             </w:r>
             <w:r>
               <w:rPr>

--- a/작업일지/졸업작품 작업일지 - 20+23주차.docx
+++ b/작업일지/졸업작품 작업일지 - 20+23주차.docx
@@ -1,6 +1,6 @@
 
 <file path=word/document.xml><?xml version="1.0" encoding="utf-8"?>
-<w:document xmlns:wpc="http://schemas.microsoft.com/office/word/2010/wordprocessingCanvas" xmlns:cx="http://schemas.microsoft.com/office/drawing/2014/chartex" xmlns:cx1="http://schemas.microsoft.com/office/drawing/2015/9/8/chartex" xmlns:cx2="http://schemas.microsoft.com/office/drawing/2015/10/21/chartex" xmlns:cx3="http://schemas.microsoft.com/office/drawing/2016/5/9/chartex" xmlns:cx4="http://schemas.microsoft.com/office/drawing/2016/5/10/chartex" xmlns:cx5="http://schemas.microsoft.com/office/drawing/2016/5/11/chartex" xmlns:cx6="http://schemas.microsoft.com/office/drawing/2016/5/12/chartex" xmlns:cx7="http://schemas.microsoft.com/office/drawing/2016/5/13/chartex" xmlns:cx8="http://schemas.microsoft.com/office/drawing/2016/5/14/chartex" xmlns:mc="http://schemas.openxmlformats.org/markup-compatibility/2006" xmlns:aink="http://schemas.microsoft.com/office/drawing/2016/ink" xmlns:am3d="http://schemas.microsoft.com/office/drawing/2017/model3d" xmlns:o="urn:schemas-microsoft-com:office:office" xmlns:oel="http://schemas.microsoft.com/office/2019/extlst" xmlns:r="http://schemas.openxmlformats.org/officeDocument/2006/relationships" xmlns:m="http://schemas.openxmlformats.org/officeDocument/2006/math" xmlns:v="urn:schemas-microsoft-com:vml" xmlns:wp14="http://schemas.microsoft.com/office/word/2010/wordprocessingDrawing" xmlns:wp="http://schemas.openxmlformats.org/drawingml/2006/wordprocessingDrawing" xmlns:w10="urn:schemas-microsoft-com:office:word" xmlns:w="http://schemas.openxmlformats.org/wordprocessingml/2006/main" xmlns:w14="http://schemas.microsoft.com/office/word/2010/wordml" xmlns:w15="http://schemas.microsoft.com/office/word/2012/wordml" xmlns:w16cex="http://schemas.microsoft.com/office/word/2018/wordml/cex" xmlns:w16cid="http://schemas.microsoft.com/office/word/2016/wordml/cid" xmlns:w16="http://schemas.microsoft.com/office/word/2018/wordml" xmlns:w16du="http://schemas.microsoft.com/office/word/2023/wordml/word16du" xmlns:w16sdtdh="http://schemas.microsoft.com/office/word/2020/wordml/sdtdatahash" xmlns:w16sdtfl="http://schemas.microsoft.com/office/word/2024/wordml/sdtformatlock" xmlns:w16se="http://schemas.microsoft.com/office/word/2015/wordml/symex" xmlns:wpg="http://schemas.microsoft.com/office/word/2010/wordprocessingGroup" xmlns:wpi="http://schemas.microsoft.com/office/word/2010/wordprocessingInk" xmlns:wne="http://schemas.microsoft.com/office/word/2006/wordml" xmlns:wps="http://schemas.microsoft.com/office/word/2010/wordprocessingShape" mc:Ignorable="w14 w15 w16se w16cid w16 w16cex w16sdtdh w16sdtfl w16du wp14">
+<w:document xmlns:wpc="http://schemas.microsoft.com/office/word/2010/wordprocessingCanvas" xmlns:mc="http://schemas.openxmlformats.org/markup-compatibility/2006" xmlns:o="urn:schemas-microsoft-com:office:office" xmlns:r="http://schemas.openxmlformats.org/officeDocument/2006/relationships" xmlns:m="http://schemas.openxmlformats.org/officeDocument/2006/math" xmlns:v="urn:schemas-microsoft-com:vml" xmlns:wp14="http://schemas.microsoft.com/office/word/2010/wordprocessingDrawing" xmlns:wp="http://schemas.openxmlformats.org/drawingml/2006/wordprocessingDrawing" xmlns:w10="urn:schemas-microsoft-com:office:word" xmlns:w="http://schemas.openxmlformats.org/wordprocessingml/2006/main" xmlns:w14="http://schemas.microsoft.com/office/word/2010/wordml" xmlns:w15="http://schemas.microsoft.com/office/word/2012/wordml" xmlns:wpg="http://schemas.microsoft.com/office/word/2010/wordprocessingGroup" xmlns:wpi="http://schemas.microsoft.com/office/word/2010/wordprocessingInk" xmlns:wne="http://schemas.microsoft.com/office/word/2006/wordml" xmlns:wps="http://schemas.microsoft.com/office/word/2010/wordprocessingShape">
   <w:body>
     <w:tbl>
       <w:tblPr>
@@ -19,7 +19,7 @@
       </w:tblGrid>
       <w:tr>
         <w:trPr>
-          <w:trHeight w:val="888"/>
+          <w:trHeight w:val="888" w:hRule="atLeast"/>
         </w:trPr>
         <w:tc>
           <w:tcPr>
@@ -35,7 +35,7 @@
             <w:pPr>
               <w:jc w:val="center"/>
               <w:rPr>
-                <w:u w:val="single"/>
+                <w:u w:val="single" w:color="auto"/>
               </w:rPr>
             </w:pPr>
             <w:r>
@@ -43,7 +43,7 @@
                 <w:rFonts w:hint="eastAsia"/>
                 <w:sz w:val="36"/>
                 <w:szCs w:val="40"/>
-                <w:u w:val="single"/>
+                <w:u w:val="single" w:color="auto"/>
               </w:rPr>
               <w:t>졸업작품 작업일지</w:t>
             </w:r>
@@ -238,7 +238,7 @@
       </w:tr>
       <w:tr>
         <w:trPr>
-          <w:trHeight w:val="648"/>
+          <w:trHeight w:val="648" w:hRule="atLeast"/>
         </w:trPr>
         <w:tc>
           <w:tcPr>
@@ -338,7 +338,16 @@
                 <w:rFonts w:hint="eastAsia"/>
                 <w:b/>
               </w:rPr>
-              <w:t>23</w:t>
+              <w:t>2</w:t>
+            </w:r>
+            <w:r>
+              <w:rPr>
+                <w:lang w:eastAsia="ko-KR"/>
+                <w:rFonts w:hint="eastAsia"/>
+                <w:b/>
+                <w:rtl w:val="off"/>
+              </w:rPr>
+              <w:t>4</w:t>
             </w:r>
             <w:r>
               <w:rPr>
@@ -349,10 +358,12 @@
             </w:r>
             <w:r>
               <w:rPr>
-                <w:rFonts w:hint="eastAsia"/>
-                <w:b/>
-              </w:rPr>
-              <w:t>29</w:t>
+                <w:lang w:eastAsia="ko-KR"/>
+                <w:rFonts w:hint="eastAsia"/>
+                <w:b/>
+                <w:rtl w:val="off"/>
+              </w:rPr>
+              <w:t>30</w:t>
             </w:r>
             <w:r>
               <w:rPr>
@@ -417,7 +428,7 @@
       </w:tr>
       <w:tr>
         <w:trPr>
-          <w:trHeight w:val="1266"/>
+          <w:trHeight w:val="1266" w:hRule="atLeast"/>
         </w:trPr>
         <w:tc>
           <w:tcPr>
@@ -482,7 +493,16 @@
                 <w:rFonts w:hint="eastAsia"/>
                 <w:b/>
               </w:rPr>
-              <w:t>우상훈: 버그 수정</w:t>
+              <w:t xml:space="preserve">우상훈: </w:t>
+            </w:r>
+            <w:r>
+              <w:rPr>
+                <w:lang w:eastAsia="ko-KR"/>
+                <w:rFonts w:hint="eastAsia"/>
+                <w:b/>
+                <w:rtl w:val="off"/>
+              </w:rPr>
+              <w:t>이동 동기화 보강, 버그 수정</w:t>
             </w:r>
           </w:p>
           <w:p>
@@ -555,341 +575,342 @@
     <w:p>
       <w:pPr>
         <w:pStyle w:val="a3"/>
+        <w:ind w:leftChars="0"/>
+        <w:jc w:val="left"/>
         <w:numPr>
           <w:ilvl w:val="0"/>
           <w:numId w:val="1"/>
         </w:numPr>
+        <w:rPr>
+          <w:sz w:val="22"/>
+        </w:rPr>
+      </w:pPr>
+      <w:r>
+        <w:rPr>
+          <w:sz w:val="22"/>
+        </w:rPr>
+        <w:t>Cascaded Shadow Mapping 구현</w:t>
+      </w:r>
+    </w:p>
+    <w:p>
+      <w:pPr>
+        <w:pStyle w:val="a3"/>
         <w:ind w:leftChars="0"/>
         <w:jc w:val="left"/>
-        <w:rPr>
-          <w:sz w:val="22"/>
-        </w:rPr>
-      </w:pPr>
-      <w:r>
-        <w:rPr>
-          <w:sz w:val="22"/>
-        </w:rPr>
-        <w:t>Cascaded Shadow Mapping 구현</w:t>
-      </w:r>
-    </w:p>
-    <w:p>
-      <w:pPr>
-        <w:pStyle w:val="a3"/>
         <w:numPr>
           <w:ilvl w:val="1"/>
           <w:numId w:val="1"/>
         </w:numPr>
+        <w:rPr>
+          <w:sz w:val="22"/>
+        </w:rPr>
+      </w:pPr>
+      <w:r>
+        <w:rPr>
+          <w:rFonts w:hint="eastAsia"/>
+          <w:sz w:val="22"/>
+        </w:rPr>
+        <w:t>기하</w:t>
+      </w:r>
+      <w:r>
+        <w:rPr>
+          <w:sz w:val="22"/>
+        </w:rPr>
+        <w:t xml:space="preserve"> 셰이더를 통해 dsv로 TextureArray를 연결하고 1-pass로 Cascade들을 만드는 대신</w:t>
+      </w:r>
+      <w:r>
+        <w:rPr>
+          <w:sz w:val="22"/>
+        </w:rPr>
+        <w:br/>
+      </w:r>
+      <w:r>
+        <w:rPr>
+          <w:sz w:val="22"/>
+        </w:rPr>
+        <w:t>각각의 Cascade를 개별 pass로 렌더링</w:t>
+      </w:r>
+    </w:p>
+    <w:p>
+      <w:pPr>
+        <w:pStyle w:val="a3"/>
         <w:ind w:leftChars="0"/>
         <w:jc w:val="left"/>
-        <w:rPr>
-          <w:sz w:val="22"/>
-        </w:rPr>
-      </w:pPr>
-      <w:r>
-        <w:rPr>
-          <w:rFonts w:hint="eastAsia"/>
-          <w:sz w:val="22"/>
-        </w:rPr>
-        <w:t>기하</w:t>
-      </w:r>
-      <w:r>
-        <w:rPr>
-          <w:sz w:val="22"/>
-        </w:rPr>
-        <w:t xml:space="preserve"> 셰이더를 통해 dsv로 TextureArray를 연결하고 1-pass로 Cascade들을 만드는 대신</w:t>
-      </w:r>
-      <w:r>
-        <w:rPr>
-          <w:sz w:val="22"/>
-        </w:rPr>
-        <w:br/>
-      </w:r>
-      <w:r>
-        <w:rPr>
-          <w:sz w:val="22"/>
-        </w:rPr>
-        <w:t>각각의 Cascade를 개별 pass로 렌더링</w:t>
-      </w:r>
-    </w:p>
-    <w:p>
-      <w:pPr>
-        <w:pStyle w:val="a3"/>
         <w:numPr>
           <w:ilvl w:val="2"/>
           <w:numId w:val="1"/>
         </w:numPr>
+        <w:rPr>
+          <w:sz w:val="22"/>
+        </w:rPr>
+      </w:pPr>
+      <w:r>
+        <w:rPr>
+          <w:sz w:val="22"/>
+        </w:rPr>
+        <w:t>현대 gpu는 기하 셰이더가 비효율적</w:t>
+      </w:r>
+      <w:r>
+        <w:rPr>
+          <w:rFonts w:hint="eastAsia"/>
+          <w:sz w:val="22"/>
+        </w:rPr>
+        <w:t>이어서 개별 pass로 돌리는 게 더 나음</w:t>
+      </w:r>
+    </w:p>
+    <w:p>
+      <w:pPr>
+        <w:pStyle w:val="a3"/>
         <w:ind w:leftChars="0"/>
         <w:jc w:val="left"/>
-        <w:rPr>
-          <w:sz w:val="22"/>
-        </w:rPr>
-      </w:pPr>
-      <w:r>
-        <w:rPr>
-          <w:sz w:val="22"/>
-        </w:rPr>
-        <w:t>현대 gpu는 기하 셰이더가 비효율적</w:t>
-      </w:r>
-      <w:r>
-        <w:rPr>
-          <w:rFonts w:hint="eastAsia"/>
-          <w:sz w:val="22"/>
-        </w:rPr>
-        <w:t>이어서 개별 pass로 돌리는 게 더 나음</w:t>
-      </w:r>
-    </w:p>
-    <w:p>
-      <w:pPr>
-        <w:pStyle w:val="a3"/>
         <w:numPr>
           <w:ilvl w:val="2"/>
           <w:numId w:val="1"/>
         </w:numPr>
+        <w:rPr>
+          <w:sz w:val="22"/>
+        </w:rPr>
+      </w:pPr>
+      <w:r>
+        <w:rPr>
+          <w:rFonts w:hint="eastAsia"/>
+          <w:sz w:val="22"/>
+        </w:rPr>
+        <w:t xml:space="preserve">개별 패스로 돌릴 경우 </w:t>
+      </w:r>
+      <w:r>
+        <w:rPr>
+          <w:sz w:val="22"/>
+        </w:rPr>
+        <w:t>cascade level별 해상도를 다르게 설정할 수 있음</w:t>
+      </w:r>
+    </w:p>
+    <w:p>
+      <w:pPr>
+        <w:pStyle w:val="a3"/>
         <w:ind w:leftChars="0"/>
         <w:jc w:val="left"/>
-        <w:rPr>
-          <w:sz w:val="22"/>
-        </w:rPr>
-      </w:pPr>
-      <w:r>
-        <w:rPr>
-          <w:rFonts w:hint="eastAsia"/>
-          <w:sz w:val="22"/>
-        </w:rPr>
-        <w:t xml:space="preserve">개별 패스로 돌릴 경우 </w:t>
-      </w:r>
-      <w:r>
-        <w:rPr>
-          <w:sz w:val="22"/>
-        </w:rPr>
-        <w:t>cascade level별 해상도를 다르게 설정할 수 있음</w:t>
-      </w:r>
-    </w:p>
-    <w:p>
-      <w:pPr>
-        <w:pStyle w:val="a3"/>
         <w:numPr>
           <w:ilvl w:val="1"/>
           <w:numId w:val="1"/>
         </w:numPr>
+        <w:rPr>
+          <w:sz w:val="22"/>
+        </w:rPr>
+      </w:pPr>
+      <w:r>
+        <w:rPr>
+          <w:rFonts w:hint="eastAsia"/>
+          <w:sz w:val="22"/>
+        </w:rPr>
+        <w:t>각</w:t>
+      </w:r>
+      <w:r>
+        <w:rPr>
+          <w:sz w:val="22"/>
+        </w:rPr>
+        <w:t xml:space="preserve"> Cascade의 커버 범위는 수학적으로 자동 계산하도록 만듬</w:t>
+      </w:r>
+    </w:p>
+    <w:p>
+      <w:pPr>
+        <w:pStyle w:val="a3"/>
         <w:ind w:leftChars="0"/>
         <w:jc w:val="left"/>
-        <w:rPr>
-          <w:sz w:val="22"/>
-        </w:rPr>
-      </w:pPr>
-      <w:r>
-        <w:rPr>
-          <w:rFonts w:hint="eastAsia"/>
-          <w:sz w:val="22"/>
-        </w:rPr>
-        <w:t>각</w:t>
-      </w:r>
-      <w:r>
-        <w:rPr>
-          <w:sz w:val="22"/>
-        </w:rPr>
-        <w:t xml:space="preserve"> Cascade의 커버 범위는 수학적으로 자동 계산하도록 만듬</w:t>
-      </w:r>
-    </w:p>
-    <w:p>
-      <w:pPr>
-        <w:pStyle w:val="a3"/>
         <w:numPr>
           <w:ilvl w:val="2"/>
           <w:numId w:val="1"/>
         </w:numPr>
+        <w:rPr>
+          <w:sz w:val="22"/>
+        </w:rPr>
+      </w:pPr>
+      <w:r>
+        <w:rPr>
+          <w:sz w:val="22"/>
+        </w:rPr>
+        <w:t>nearZ, farZ와 그 혼합계수 lambda로 클립 공간 light view frustum의 z 커버 범위를 구함</w:t>
+      </w:r>
+    </w:p>
+    <w:p>
+      <w:pPr>
+        <w:pStyle w:val="a3"/>
         <w:ind w:leftChars="0"/>
         <w:jc w:val="left"/>
-        <w:rPr>
-          <w:sz w:val="22"/>
-        </w:rPr>
-      </w:pPr>
-      <w:r>
-        <w:rPr>
-          <w:sz w:val="22"/>
-        </w:rPr>
-        <w:t>nearZ, farZ와 그 혼합계수 lambda로 클립 공간 light view frustum의 z 커버 범위를 구함</w:t>
-      </w:r>
-    </w:p>
-    <w:p>
-      <w:pPr>
-        <w:pStyle w:val="a3"/>
         <w:numPr>
           <w:ilvl w:val="2"/>
           <w:numId w:val="1"/>
         </w:numPr>
+        <w:rPr>
+          <w:sz w:val="22"/>
+        </w:rPr>
+      </w:pPr>
+      <w:r>
+        <w:rPr>
+          <w:rFonts w:hint="eastAsia"/>
+          <w:sz w:val="22"/>
+        </w:rPr>
+        <w:t>직교</w:t>
+      </w:r>
+      <w:r>
+        <w:rPr>
+          <w:sz w:val="22"/>
+        </w:rPr>
+        <w:t xml:space="preserve"> 투영이므로 x와 y는 클립 공간 모서리를 따와 light view frustum을 구성</w:t>
+      </w:r>
+    </w:p>
+    <w:p>
+      <w:pPr>
+        <w:pStyle w:val="a3"/>
         <w:ind w:leftChars="0"/>
         <w:jc w:val="left"/>
-        <w:rPr>
-          <w:sz w:val="22"/>
-        </w:rPr>
-      </w:pPr>
-      <w:r>
-        <w:rPr>
-          <w:rFonts w:hint="eastAsia"/>
-          <w:sz w:val="22"/>
-        </w:rPr>
-        <w:t>직교</w:t>
-      </w:r>
-      <w:r>
-        <w:rPr>
-          <w:sz w:val="22"/>
-        </w:rPr>
-        <w:t xml:space="preserve"> 투영이므로 x와 y는 클립 공간 모서리를 따와 light view frustum을 구성</w:t>
-      </w:r>
-    </w:p>
-    <w:p>
-      <w:pPr>
-        <w:pStyle w:val="a3"/>
         <w:numPr>
           <w:ilvl w:val="2"/>
           <w:numId w:val="1"/>
         </w:numPr>
+        <w:rPr>
+          <w:sz w:val="22"/>
+        </w:rPr>
+      </w:pPr>
+      <w:r>
+        <w:rPr>
+          <w:rFonts w:hint="eastAsia"/>
+          <w:sz w:val="22"/>
+        </w:rPr>
+        <w:t>해당</w:t>
+      </w:r>
+      <w:r>
+        <w:rPr>
+          <w:sz w:val="22"/>
+        </w:rPr>
+        <w:t xml:space="preserve"> light view frustum을 camera view projection의 역행렬로 변환해 월드 공간으로 옮김</w:t>
+      </w:r>
+    </w:p>
+    <w:p>
+      <w:pPr>
+        <w:pStyle w:val="a3"/>
         <w:ind w:leftChars="0"/>
         <w:jc w:val="left"/>
-        <w:rPr>
-          <w:sz w:val="22"/>
-        </w:rPr>
-      </w:pPr>
-      <w:r>
-        <w:rPr>
-          <w:rFonts w:hint="eastAsia"/>
-          <w:sz w:val="22"/>
-        </w:rPr>
-        <w:t>해당</w:t>
-      </w:r>
-      <w:r>
-        <w:rPr>
-          <w:sz w:val="22"/>
-        </w:rPr>
-        <w:t xml:space="preserve"> light view frustum을 camera view projection의 역행렬로 변환해 월드 공간으로 옮김</w:t>
-      </w:r>
-    </w:p>
-    <w:p>
-      <w:pPr>
-        <w:pStyle w:val="a3"/>
         <w:numPr>
           <w:ilvl w:val="2"/>
           <w:numId w:val="1"/>
         </w:numPr>
+        <w:rPr>
+          <w:sz w:val="22"/>
+        </w:rPr>
+      </w:pPr>
+      <w:r>
+        <w:rPr>
+          <w:rFonts w:hint="eastAsia"/>
+          <w:sz w:val="22"/>
+        </w:rPr>
+        <w:t>월드</w:t>
+      </w:r>
+      <w:r>
+        <w:rPr>
+          <w:sz w:val="22"/>
+        </w:rPr>
+        <w:t xml:space="preserve"> 공간 light view frustum을 light view 행렬로 변환해 light 공간으로 옮김</w:t>
+      </w:r>
+    </w:p>
+    <w:p>
+      <w:pPr>
+        <w:pStyle w:val="a3"/>
         <w:ind w:leftChars="0"/>
         <w:jc w:val="left"/>
-        <w:rPr>
-          <w:sz w:val="22"/>
-        </w:rPr>
-      </w:pPr>
-      <w:r>
-        <w:rPr>
-          <w:rFonts w:hint="eastAsia"/>
-          <w:sz w:val="22"/>
-        </w:rPr>
-        <w:t>월드</w:t>
-      </w:r>
-      <w:r>
-        <w:rPr>
-          <w:sz w:val="22"/>
-        </w:rPr>
-        <w:t xml:space="preserve"> 공간 light view frustum을 light view 행렬로 변환해 light 공간으로 옮김</w:t>
-      </w:r>
-    </w:p>
-    <w:p>
-      <w:pPr>
-        <w:pStyle w:val="a3"/>
         <w:numPr>
           <w:ilvl w:val="2"/>
           <w:numId w:val="1"/>
         </w:numPr>
+        <w:rPr>
+          <w:sz w:val="22"/>
+        </w:rPr>
+      </w:pPr>
+      <w:r>
+        <w:rPr>
+          <w:sz w:val="22"/>
+        </w:rPr>
+        <w:t>light 공간 light view frustum의 minX, maxX, minY, maxY, minZ, maxZ를 통해 light projection 행렬을 구성</w:t>
+      </w:r>
+      <w:r>
+        <w:rPr>
+          <w:sz w:val="22"/>
+        </w:rPr>
+        <w:br/>
+      </w:r>
+      <w:r>
+        <w:rPr>
+          <w:rFonts w:hint="eastAsia"/>
+          <w:sz w:val="22"/>
+        </w:rPr>
+        <w:t>(</w:t>
+      </w:r>
+      <w:r>
+        <w:rPr>
+          <w:rFonts w:hint="eastAsia"/>
+          <w:sz w:val="22"/>
+        </w:rPr>
+        <w:t>이때</w:t>
+      </w:r>
+      <w:r>
+        <w:rPr>
+          <w:sz w:val="22"/>
+        </w:rPr>
+        <w:t>, nearZ는 light view frustum 지름의 1.5배만큼 음의 방향으로 당겨줌 (당겨주지 않으면 몇몇 shadow caster가 무시될 수 있음)</w:t>
+      </w:r>
+    </w:p>
+    <w:p>
+      <w:pPr>
+        <w:pStyle w:val="a3"/>
         <w:ind w:leftChars="0"/>
         <w:jc w:val="left"/>
-        <w:rPr>
-          <w:sz w:val="22"/>
-        </w:rPr>
-      </w:pPr>
-      <w:r>
-        <w:rPr>
-          <w:sz w:val="22"/>
-        </w:rPr>
-        <w:t>light 공간 light view frustum의 minX, maxX, minY, maxY, minZ, maxZ를 통해 light projection 행렬을 구성</w:t>
-      </w:r>
-      <w:r>
-        <w:rPr>
-          <w:sz w:val="22"/>
-        </w:rPr>
-        <w:br/>
-      </w:r>
-      <w:r>
-        <w:rPr>
-          <w:rFonts w:hint="eastAsia"/>
-          <w:sz w:val="22"/>
-        </w:rPr>
-        <w:t>(</w:t>
-      </w:r>
-      <w:r>
-        <w:rPr>
-          <w:rFonts w:hint="eastAsia"/>
-          <w:sz w:val="22"/>
-        </w:rPr>
-        <w:t>이때</w:t>
-      </w:r>
-      <w:r>
-        <w:rPr>
-          <w:sz w:val="22"/>
-        </w:rPr>
-        <w:t>, nearZ는 light view frustum 지름의 1.5배만큼 음의 방향으로 당겨줌 (당겨주지 않으면 몇몇 shadow caster가 무시될 수 있음)</w:t>
-      </w:r>
-    </w:p>
-    <w:p>
-      <w:pPr>
-        <w:pStyle w:val="a3"/>
         <w:numPr>
           <w:ilvl w:val="1"/>
           <w:numId w:val="1"/>
         </w:numPr>
+        <w:rPr>
+          <w:sz w:val="22"/>
+        </w:rPr>
+      </w:pPr>
+      <w:r>
+        <w:rPr>
+          <w:sz w:val="22"/>
+        </w:rPr>
+        <w:t>shadow map을 기록할 때 normal 방향 offset을 주어서 기록해 좀 더 디테일한 그림자 표현</w:t>
+      </w:r>
+    </w:p>
+    <w:p>
+      <w:pPr>
+        <w:pStyle w:val="a3"/>
         <w:ind w:leftChars="0"/>
         <w:jc w:val="left"/>
-        <w:rPr>
-          <w:sz w:val="22"/>
-        </w:rPr>
-      </w:pPr>
-      <w:r>
-        <w:rPr>
-          <w:sz w:val="22"/>
-        </w:rPr>
-        <w:t>shadow map을 기록할 때 normal 방향 offset을 주어서 기록해 좀 더 디테일한 그림자 표현</w:t>
-      </w:r>
-    </w:p>
-    <w:p>
-      <w:pPr>
-        <w:pStyle w:val="a3"/>
         <w:numPr>
           <w:ilvl w:val="1"/>
           <w:numId w:val="1"/>
         </w:numPr>
+        <w:rPr>
+          <w:sz w:val="22"/>
+        </w:rPr>
+      </w:pPr>
+      <w:r>
+        <w:rPr>
+          <w:sz w:val="22"/>
+        </w:rPr>
+        <w:t>cascade 해상도와 light view frustum의 지름을 통해 cascade의 한 텍셀이 월드 공간에서 차지하는 크기를 역산하여 snapping하도록 구현 -&gt; shadow map shimmering 방지</w:t>
+      </w:r>
+    </w:p>
+    <w:p>
+      <w:pPr>
+        <w:pStyle w:val="a3"/>
         <w:ind w:leftChars="0"/>
         <w:jc w:val="left"/>
-        <w:rPr>
-          <w:sz w:val="22"/>
-        </w:rPr>
-      </w:pPr>
-      <w:r>
-        <w:rPr>
-          <w:sz w:val="22"/>
-        </w:rPr>
-        <w:t>cascade 해상도와 light view frustum의 지름을 통해 cascade의 한 텍셀이 월드 공간에서 차지하는 크기를 역산하여 snapping하도록 구현 -&gt; shadow map shimmering 방지</w:t>
-      </w:r>
-    </w:p>
-    <w:p>
-      <w:pPr>
-        <w:pStyle w:val="a3"/>
         <w:numPr>
           <w:ilvl w:val="1"/>
           <w:numId w:val="1"/>
         </w:numPr>
-        <w:ind w:leftChars="0"/>
-        <w:jc w:val="left"/>
-        <w:rPr>
-          <w:sz w:val="22"/>
+        <w:rPr>
+          <w:sz w:val="28"/>
+          <w:szCs w:val="32"/>
         </w:rPr>
       </w:pPr>
       <w:r>
@@ -908,10 +929,7 @@
     </w:p>
     <w:p>
       <w:pPr>
-        <w:widowControl/>
-        <w:wordWrap/>
-        <w:autoSpaceDE/>
-        <w:autoSpaceDN/>
+        <w:jc w:val="left"/>
         <w:rPr>
           <w:sz w:val="28"/>
           <w:szCs w:val="32"/>
@@ -919,28 +937,10 @@
       </w:pPr>
       <w:r>
         <w:rPr>
+          <w:rFonts w:hint="eastAsia"/>
           <w:sz w:val="28"/>
           <w:szCs w:val="32"/>
         </w:rPr>
-        <w:lastRenderedPageBreak/>
-        <w:br w:type="page"/>
-      </w:r>
-    </w:p>
-    <w:p>
-      <w:pPr>
-        <w:jc w:val="left"/>
-        <w:rPr>
-          <w:sz w:val="28"/>
-          <w:szCs w:val="32"/>
-        </w:rPr>
-      </w:pPr>
-      <w:r>
-        <w:rPr>
-          <w:rFonts w:hint="eastAsia"/>
-          <w:sz w:val="28"/>
-          <w:szCs w:val="32"/>
-        </w:rPr>
-        <w:lastRenderedPageBreak/>
         <w:t>이종진:</w:t>
       </w:r>
     </w:p>
@@ -966,11 +966,139 @@
     </w:p>
     <w:p>
       <w:pPr>
+        <w:jc w:val="left"/>
+        <w:numPr>
+          <w:ilvl w:val="0"/>
+          <w:numId w:val="2"/>
+        </w:numPr>
+        <w:rPr>
+          <w:sz w:val="18"/>
+          <w:szCs w:val="20"/>
+        </w:rPr>
+      </w:pPr>
+      <w:r>
+        <w:rPr>
+          <w:sz w:val="18"/>
+          <w:szCs w:val="20"/>
+        </w:rPr>
+        <w:t>파티클이 생성되어 소멸되는 동안 색상과 크기가 시간에 따라 자연스럽게 변하도록 구현</w:t>
+      </w:r>
+    </w:p>
+    <w:p>
+      <w:pPr>
+        <w:jc w:val="left"/>
+        <w:numPr>
+          <w:ilvl w:val="0"/>
+          <w:numId w:val="2"/>
+        </w:numPr>
+        <w:rPr>
+          <w:sz w:val="18"/>
+          <w:szCs w:val="20"/>
+        </w:rPr>
+      </w:pPr>
+      <w:r>
+        <w:rPr>
+          <w:sz w:val="18"/>
+          <w:szCs w:val="20"/>
+        </w:rPr>
+        <w:t>Unity 파티클 시스템의 'Color over Lifetime</w:t>
+      </w:r>
+      <w:r>
+        <w:rPr>
+          <w:sz w:val="18"/>
+          <w:szCs w:val="20"/>
+        </w:rPr>
+        <w:t>' /</w:t>
+      </w:r>
+      <w:r>
+        <w:rPr>
+          <w:sz w:val="18"/>
+          <w:szCs w:val="20"/>
+        </w:rPr>
+        <w:t xml:space="preserve"> 'Size over Lifetime'과 동일한 개념</w:t>
+      </w:r>
+    </w:p>
+    <w:p>
+      <w:pPr>
+        <w:jc w:val="left"/>
+        <w:numPr>
+          <w:ilvl w:val="0"/>
+          <w:numId w:val="2"/>
+        </w:numPr>
+        <w:rPr>
+          <w:sz w:val="18"/>
+          <w:szCs w:val="20"/>
+        </w:rPr>
+      </w:pPr>
+      <w:r>
+        <w:rPr>
+          <w:sz w:val="18"/>
+          <w:szCs w:val="20"/>
+        </w:rPr>
+        <w:t xml:space="preserve">색상(RGBA)과 시간을 </w:t>
+      </w:r>
+      <w:r>
+        <w:rPr>
+          <w:sz w:val="18"/>
+          <w:szCs w:val="20"/>
+        </w:rPr>
+        <w:t>가진</w:t>
+      </w:r>
+      <w:r>
+        <w:rPr>
+          <w:sz w:val="18"/>
+          <w:szCs w:val="20"/>
+        </w:rPr>
+        <w:t xml:space="preserve"> 키 값을 정의하면, 키 사이를 보간하여 색상을 반환하도록 구현</w:t>
+      </w:r>
+    </w:p>
+    <w:p>
+      <w:pPr>
+        <w:jc w:val="left"/>
+        <w:numPr>
+          <w:ilvl w:val="0"/>
+          <w:numId w:val="2"/>
+        </w:numPr>
+        <w:rPr>
+          <w:sz w:val="18"/>
+          <w:szCs w:val="20"/>
+        </w:rPr>
+      </w:pPr>
+      <w:r>
+        <w:rPr>
+          <w:sz w:val="18"/>
+          <w:szCs w:val="20"/>
+        </w:rPr>
+        <w:t>간단한 예시로 알파값이 t=0일 때는 1, t=1일 때는 0으로 설정하면 파티클이 점점 투명해지면서 소멸되는 효과를 확인할 수 있음</w:t>
+      </w:r>
+    </w:p>
+    <w:p>
+      <w:pPr>
+        <w:jc w:val="left"/>
+        <w:rPr>
+          <w:b/>
+          <w:bCs/>
+          <w:sz w:val="18"/>
+          <w:szCs w:val="20"/>
+        </w:rPr>
+      </w:pPr>
+      <w:r>
+        <w:rPr>
+          <w:b/>
+          <w:bCs/>
+          <w:sz w:val="18"/>
+          <w:szCs w:val="20"/>
+        </w:rPr>
+        <w:t>2. 메쉬 파티클 구현</w:t>
+      </w:r>
+    </w:p>
+    <w:p>
+      <w:pPr>
+        <w:jc w:val="left"/>
         <w:numPr>
           <w:ilvl w:val="0"/>
           <w:numId w:val="3"/>
         </w:numPr>
-        <w:jc w:val="left"/>
         <w:rPr>
           <w:sz w:val="18"/>
           <w:szCs w:val="20"/>
@@ -981,16 +1109,16 @@
           <w:sz w:val="18"/>
           <w:szCs w:val="20"/>
         </w:rPr>
-        <w:t>파티클이 생성되어 소멸되는 동안 색상과 크기가 시간에 따라 자연스럽게 변하도록 구현</w:t>
+        <w:t>추후 스킬 이펙트를 위해 간단하게 구현함</w:t>
       </w:r>
     </w:p>
     <w:p>
       <w:pPr>
+        <w:jc w:val="left"/>
         <w:numPr>
           <w:ilvl w:val="0"/>
           <w:numId w:val="3"/>
         </w:numPr>
-        <w:jc w:val="left"/>
         <w:rPr>
           <w:sz w:val="18"/>
           <w:szCs w:val="20"/>
@@ -1001,32 +1129,16 @@
           <w:sz w:val="18"/>
           <w:szCs w:val="20"/>
         </w:rPr>
-        <w:t>Unity 파티클 시스템의 'Color over Lifetime</w:t>
-      </w:r>
-      <w:proofErr w:type="gramStart"/>
-      <w:r>
-        <w:rPr>
-          <w:sz w:val="18"/>
-          <w:szCs w:val="20"/>
-        </w:rPr>
-        <w:t>' /</w:t>
-      </w:r>
-      <w:proofErr w:type="gramEnd"/>
-      <w:r>
-        <w:rPr>
-          <w:sz w:val="18"/>
-          <w:szCs w:val="20"/>
-        </w:rPr>
-        <w:t xml:space="preserve"> 'Size over Lifetime'과 동일한 개념</w:t>
+        <w:t>기존 Billboard 셰이더와 파티클 시스템을 참고해, 메쉬를 파티클로 사용할 수 있도록 클래스를 제작</w:t>
       </w:r>
     </w:p>
     <w:p>
       <w:pPr>
+        <w:jc w:val="left"/>
         <w:numPr>
           <w:ilvl w:val="0"/>
           <w:numId w:val="3"/>
         </w:numPr>
-        <w:jc w:val="left"/>
         <w:rPr>
           <w:sz w:val="18"/>
           <w:szCs w:val="20"/>
@@ -1037,32 +1149,16 @@
           <w:sz w:val="18"/>
           <w:szCs w:val="20"/>
         </w:rPr>
-        <w:t xml:space="preserve">색상(RGBA)과 시간을 </w:t>
-      </w:r>
-      <w:proofErr w:type="gramStart"/>
-      <w:r>
-        <w:rPr>
-          <w:sz w:val="18"/>
-          <w:szCs w:val="20"/>
-        </w:rPr>
-        <w:t>가진</w:t>
-      </w:r>
-      <w:proofErr w:type="gramEnd"/>
-      <w:r>
-        <w:rPr>
-          <w:sz w:val="18"/>
-          <w:szCs w:val="20"/>
-        </w:rPr>
-        <w:t xml:space="preserve"> 키 값을 정의하면, 키 사이를 보간하여 색상을 반환하도록 구현</w:t>
+        <w:t>메쉬 파티클 전용으로 사용할 유니티 에디터용 익스포터 스크립트 작성 (Position, UV, 인덱스, 텍스처 경로가 하나의 파일에 포함됨)</w:t>
       </w:r>
     </w:p>
     <w:p>
       <w:pPr>
+        <w:jc w:val="left"/>
         <w:numPr>
           <w:ilvl w:val="0"/>
           <w:numId w:val="3"/>
         </w:numPr>
-        <w:jc w:val="left"/>
         <w:rPr>
           <w:sz w:val="18"/>
           <w:szCs w:val="20"/>
@@ -1073,7 +1169,15 @@
           <w:sz w:val="18"/>
           <w:szCs w:val="20"/>
         </w:rPr>
-        <w:t>간단한 예시로 알파값이 t=0일 때는 1, t=1일 때는 0으로 설정하면 파티클이 점점 투명해지면서 소멸되는 효과를 확인할 수 있음</w:t>
+        <w:t>다만 사용할 이펙트 에셋을 정해놓지 않아서, 언제든 익스포트할 포맷은 바뀔 수 있</w:t>
+      </w:r>
+      <w:r>
+        <w:rPr>
+          <w:rFonts w:hint="eastAsia"/>
+          <w:sz w:val="18"/>
+          <w:szCs w:val="20"/>
+        </w:rPr>
+        <w:t>음</w:t>
       </w:r>
     </w:p>
     <w:p>
@@ -1088,491 +1192,1183 @@
       </w:pPr>
       <w:r>
         <w:rPr>
+          <w:rFonts w:hint="eastAsia"/>
           <w:b/>
           <w:bCs/>
           <w:sz w:val="18"/>
           <w:szCs w:val="20"/>
         </w:rPr>
-        <w:t>2. 메쉬 파티클 구현</w:t>
+        <w:t>3</w:t>
+      </w:r>
+      <w:r>
+        <w:rPr>
+          <w:b/>
+          <w:bCs/>
+          <w:sz w:val="18"/>
+          <w:szCs w:val="20"/>
+        </w:rPr>
+        <w:t xml:space="preserve">. </w:t>
+      </w:r>
+      <w:r>
+        <w:rPr>
+          <w:rFonts w:hint="eastAsia"/>
+          <w:b/>
+          <w:bCs/>
+          <w:sz w:val="18"/>
+          <w:szCs w:val="20"/>
+        </w:rPr>
+        <w:t>수정 해야할 점</w:t>
       </w:r>
     </w:p>
     <w:p>
       <w:pPr>
+        <w:jc w:val="left"/>
+        <w:numPr>
+          <w:ilvl w:val="0"/>
+          <w:numId w:val="3"/>
+        </w:numPr>
+        <w:rPr>
+          <w:b/>
+          <w:bCs/>
+          <w:sz w:val="18"/>
+          <w:szCs w:val="20"/>
+        </w:rPr>
+      </w:pPr>
+      <w:r>
+        <w:rPr>
+          <w:rFonts w:hint="eastAsia"/>
+          <w:sz w:val="18"/>
+          <w:szCs w:val="20"/>
+        </w:rPr>
+        <w:t>검기 이펙트가 정확히 어떻게 나가야할 지 정의해야함.</w:t>
+      </w:r>
+    </w:p>
+    <w:p>
+      <w:pPr>
+        <w:jc w:val="left"/>
+        <w:rPr>
+          <w:sz w:val="28"/>
+          <w:szCs w:val="32"/>
+        </w:rPr>
+      </w:pPr>
+    </w:p>
+    <w:p>
+      <w:pPr>
+        <w:rPr>
+          <w:lang w:eastAsia="ko-KR"/>
+          <w:rFonts w:hint="eastAsia"/>
+          <w:sz w:val="28"/>
+          <w:szCs w:val="32"/>
+          <w:rtl w:val="off"/>
+        </w:rPr>
+      </w:pPr>
+      <w:r>
+        <w:br w:type="page"/>
+      </w:r>
+      <w:r>
+        <w:rPr>
+          <w:rFonts w:hint="eastAsia"/>
+          <w:sz w:val="28"/>
+          <w:szCs w:val="32"/>
+        </w:rPr>
+        <w:t>우상훈:</w:t>
+      </w:r>
+    </w:p>
+    <w:p>
+      <w:pPr>
+        <w:pStyle w:val="a3"/>
+        <w:ind w:leftChars="0"/>
         <w:numPr>
           <w:ilvl w:val="0"/>
           <w:numId w:val="4"/>
         </w:numPr>
-        <w:jc w:val="left"/>
-        <w:rPr>
-          <w:sz w:val="18"/>
-          <w:szCs w:val="20"/>
-        </w:rPr>
-      </w:pPr>
-      <w:r>
-        <w:rPr>
-          <w:sz w:val="18"/>
-          <w:szCs w:val="20"/>
-        </w:rPr>
-        <w:t>추후 스킬 이펙트를 위해 간단하게 구현함</w:t>
+        <w:spacing w:after="160" w:before="0" w:line="240"/>
+        <w:rPr>
+          <w:lang w:eastAsia="ko-KR"/>
+          <w:rFonts w:hint="eastAsia"/>
+          <w:szCs w:val="20"/>
+          <w:rtl w:val="off"/>
+        </w:rPr>
+      </w:pPr>
+      <w:r>
+        <w:rPr>
+          <w:lang w:eastAsia="ko-KR"/>
+          <w:szCs w:val="20"/>
+          <w:rtl w:val="off"/>
+        </w:rPr>
+        <w:t>원격 플레이어 위치 진동 현상 수정</w:t>
       </w:r>
     </w:p>
     <w:p>
       <w:pPr>
+        <w:pStyle w:val="a3"/>
+        <w:ind w:leftChars="0"/>
+        <w:numPr>
+          <w:ilvl w:val="1"/>
+          <w:numId w:val="4"/>
+        </w:numPr>
+        <w:spacing w:after="160" w:before="0" w:line="240"/>
+        <w:rPr>
+          <w:lang w:eastAsia="ko-KR"/>
+          <w:rFonts w:hint="eastAsia"/>
+          <w:szCs w:val="20"/>
+          <w:rtl w:val="off"/>
+        </w:rPr>
+      </w:pPr>
+      <w:r>
+        <w:rPr>
+          <w:lang w:eastAsia="ko-KR"/>
+          <w:szCs w:val="20"/>
+          <w:rtl w:val="off"/>
+        </w:rPr>
+        <w:t>[문제 상황]</w:t>
+      </w:r>
+      <w:r>
+        <w:rPr>
+          <w:lang w:eastAsia="ko-KR"/>
+          <w:rFonts w:hint="eastAsia"/>
+          <w:szCs w:val="20"/>
+          <w:rtl w:val="off"/>
+        </w:rPr>
+        <w:br/>
+      </w:r>
+      <w:r>
+        <w:rPr>
+          <w:lang w:eastAsia="ko-KR"/>
+          <w:szCs w:val="20"/>
+          <w:rtl w:val="off"/>
+        </w:rPr>
+        <w:t>20Hz 주기로 이동 패킷을 수신하는 환경에서 원격 플레이어의 위치가 진동하는 현상이 발생함.</w:t>
+      </w:r>
+      <w:r>
+        <w:rPr>
+          <w:lang w:eastAsia="ko-KR"/>
+          <w:rFonts w:hint="eastAsia"/>
+          <w:szCs w:val="20"/>
+          <w:rtl w:val="off"/>
+        </w:rPr>
+        <w:br/>
+      </w:r>
+      <w:r>
+        <w:rPr>
+          <w:lang w:eastAsia="ko-KR"/>
+          <w:szCs w:val="20"/>
+          <w:rtl w:val="off"/>
+        </w:rPr>
+        <w:t>원인은 로컬 플레이어와 원격 플레이어가 동일한 보간 계수(tPhysicInterpolation)를</w:t>
+      </w:r>
+      <w:r>
+        <w:rPr>
+          <w:lang w:eastAsia="ko-KR"/>
+          <w:rFonts w:hint="eastAsia"/>
+          <w:szCs w:val="20"/>
+          <w:rtl w:val="off"/>
+        </w:rPr>
+        <w:br/>
+      </w:r>
+      <w:r>
+        <w:rPr>
+          <w:lang w:eastAsia="ko-KR"/>
+          <w:szCs w:val="20"/>
+          <w:rtl w:val="off"/>
+        </w:rPr>
+        <w:t>공유하고 있었기 때문임.</w:t>
+      </w:r>
+      <w:r>
+        <w:rPr>
+          <w:lang/>
+          <w:szCs w:val="20"/>
+          <w:rtl w:val="off"/>
+        </w:rPr>
+        <w:br/>
+      </w:r>
+      <w:r>
+        <w:rPr>
+          <w:lang w:eastAsia="ko-KR"/>
+          <w:szCs w:val="20"/>
+          <w:rtl w:val="off"/>
+        </w:rPr>
+        <w:t>로컬 플레이어는 물리 스텝마다 prev = curr 갱신이 이루어지지만, 원격 플레이어는</w:t>
+      </w:r>
+      <w:r>
+        <w:rPr>
+          <w:lang w:eastAsia="ko-KR"/>
+          <w:rFonts w:hint="eastAsia"/>
+          <w:szCs w:val="20"/>
+          <w:rtl w:val="off"/>
+        </w:rPr>
+        <w:br/>
+      </w:r>
+      <w:r>
+        <w:rPr>
+          <w:lang w:eastAsia="ko-KR"/>
+          <w:szCs w:val="20"/>
+          <w:rtl w:val="off"/>
+        </w:rPr>
+        <w:t>해당 갱신이 이루어지지 않아 보간 계수가 초기화될 때마다 위치가 이전 값으로 되들아가는</w:t>
+      </w:r>
+      <w:r>
+        <w:rPr>
+          <w:lang w:eastAsia="ko-KR"/>
+          <w:rFonts w:hint="eastAsia"/>
+          <w:szCs w:val="20"/>
+          <w:rtl w:val="off"/>
+        </w:rPr>
+        <w:br/>
+      </w:r>
+      <w:r>
+        <w:rPr>
+          <w:lang w:eastAsia="ko-KR"/>
+          <w:szCs w:val="20"/>
+          <w:rtl w:val="off"/>
+        </w:rPr>
+        <w:t>문제가 발생함.</w:t>
+      </w:r>
+      <w:r>
+        <w:rPr>
+          <w:lang w:eastAsia="ko-KR"/>
+          <w:rFonts w:hint="eastAsia"/>
+          <w:szCs w:val="20"/>
+          <w:rtl w:val="off"/>
+        </w:rPr>
+        <w:br/>
+      </w:r>
+      <w:r>
+        <w:rPr>
+          <w:lang w:eastAsia="ko-KR"/>
+          <w:rFonts w:hint="eastAsia"/>
+          <w:szCs w:val="20"/>
+          <w:rtl w:val="off"/>
+        </w:rPr>
+        <w:br/>
+      </w:r>
+      <w:r>
+        <w:rPr>
+          <w:lang w:eastAsia="ko-KR"/>
+          <w:szCs w:val="20"/>
+          <w:rtl w:val="off"/>
+        </w:rPr>
+        <w:t>[해결]</w:t>
+      </w:r>
+      <w:r>
+        <w:rPr>
+          <w:lang w:eastAsia="ko-KR"/>
+          <w:rFonts w:hint="eastAsia"/>
+          <w:szCs w:val="20"/>
+          <w:rtl w:val="off"/>
+        </w:rPr>
+        <w:br/>
+      </w:r>
+      <w:r>
+        <w:rPr>
+          <w:lang w:eastAsia="ko-KR"/>
+          <w:szCs w:val="20"/>
+          <w:rtl w:val="off"/>
+        </w:rPr>
+        <w:t>원격 플레이어별 전용 네트워크 보간 타이머(netInterpAcc_, netInterpDuration_) 추가함.</w:t>
+      </w:r>
+      <w:r>
+        <w:rPr>
+          <w:lang w:eastAsia="ko-KR"/>
+          <w:rFonts w:hint="eastAsia"/>
+          <w:szCs w:val="20"/>
+          <w:rtl w:val="off"/>
+        </w:rPr>
+        <w:br/>
+      </w:r>
+      <w:r>
+        <w:rPr>
+          <w:lang w:eastAsia="ko-KR"/>
+          <w:szCs w:val="20"/>
+          <w:rtl w:val="off"/>
+        </w:rPr>
+        <w:t>패킷 수신 시 prev 값을 현재 렌더 위치로 설정함.</w:t>
+      </w:r>
+    </w:p>
+    <w:p>
+      <w:pPr>
+        <w:pStyle w:val="a3"/>
+        <w:ind w:leftChars="0"/>
         <w:numPr>
           <w:ilvl w:val="0"/>
           <w:numId w:val="4"/>
         </w:numPr>
-        <w:jc w:val="left"/>
-        <w:rPr>
-          <w:sz w:val="18"/>
-          <w:szCs w:val="20"/>
-        </w:rPr>
-      </w:pPr>
-      <w:r>
-        <w:rPr>
-          <w:sz w:val="18"/>
-          <w:szCs w:val="20"/>
-        </w:rPr>
-        <w:t>기존 Billboard 셰이더와 파티클 시스템을 참고해, 메쉬를 파티클로 사용할 수 있도록 클래스를 제작</w:t>
+        <w:spacing w:after="160" w:before="0" w:line="240"/>
+        <w:rPr>
+          <w:lang w:eastAsia="ko-KR"/>
+          <w:rFonts w:hint="eastAsia"/>
+          <w:szCs w:val="20"/>
+          <w:rtl w:val="off"/>
+        </w:rPr>
+      </w:pPr>
+      <w:r>
+        <w:rPr>
+          <w:lang w:eastAsia="ko-KR"/>
+          <w:szCs w:val="20"/>
+          <w:rtl w:val="off"/>
+        </w:rPr>
+        <w:t>원격 플레이어 Idle 애니메이션 전환 문제 수정</w:t>
       </w:r>
     </w:p>
     <w:p>
       <w:pPr>
+        <w:pStyle w:val="a3"/>
+        <w:ind w:leftChars="0"/>
+        <w:numPr>
+          <w:ilvl w:val="1"/>
+          <w:numId w:val="4"/>
+        </w:numPr>
+        <w:spacing w:after="160" w:before="0" w:line="240"/>
+        <w:rPr>
+          <w:lang w:eastAsia="ko-KR"/>
+          <w:rFonts w:hint="eastAsia"/>
+          <w:szCs w:val="20"/>
+          <w:rtl w:val="off"/>
+        </w:rPr>
+      </w:pPr>
+      <w:r>
+        <w:rPr>
+          <w:lang w:eastAsia="ko-KR"/>
+          <w:szCs w:val="20"/>
+          <w:rtl w:val="off"/>
+        </w:rPr>
+        <w:t>[문제 상황]</w:t>
+      </w:r>
+      <w:r>
+        <w:rPr>
+          <w:lang w:eastAsia="ko-KR"/>
+          <w:rFonts w:hint="eastAsia"/>
+          <w:szCs w:val="20"/>
+          <w:rtl w:val="off"/>
+        </w:rPr>
+        <w:br/>
+      </w:r>
+      <w:r>
+        <w:rPr>
+          <w:lang w:eastAsia="ko-KR"/>
+          <w:szCs w:val="20"/>
+          <w:rtl w:val="off"/>
+        </w:rPr>
+        <w:t>애니메이션은 속도(evVelocity) 기반으로 동작하는데, 플레이어가 멈출 때 velocity = 0 패킷을</w:t>
+      </w:r>
+      <w:r>
+        <w:rPr>
+          <w:lang w:eastAsia="ko-KR"/>
+          <w:rFonts w:hint="eastAsia"/>
+          <w:szCs w:val="20"/>
+          <w:rtl w:val="off"/>
+        </w:rPr>
+        <w:br/>
+      </w:r>
+      <w:r>
+        <w:rPr>
+          <w:lang w:eastAsia="ko-KR"/>
+          <w:szCs w:val="20"/>
+          <w:rtl w:val="off"/>
+        </w:rPr>
+        <w:t>타이밍에 따라 보낼 수도, 보내지 못할 수도 있음.</w:t>
+      </w:r>
+      <w:r>
+        <w:rPr>
+          <w:lang w:eastAsia="ko-KR"/>
+          <w:rFonts w:hint="eastAsia"/>
+          <w:szCs w:val="20"/>
+          <w:rtl w:val="off"/>
+        </w:rPr>
+        <w:br/>
+      </w:r>
+      <w:r>
+        <w:rPr>
+          <w:lang w:eastAsia="ko-KR"/>
+          <w:szCs w:val="20"/>
+          <w:rtl w:val="off"/>
+        </w:rPr>
+        <w:t>위치 상으로는 멈췄지만 속도 값 0을 받지 못해서 run 애니메이션이 지속되는 문제가 발생함.</w:t>
+      </w:r>
+      <w:r>
+        <w:rPr>
+          <w:lang w:eastAsia="ko-KR"/>
+          <w:rFonts w:hint="eastAsia"/>
+          <w:szCs w:val="20"/>
+          <w:rtl w:val="off"/>
+        </w:rPr>
+        <w:br/>
+      </w:r>
+      <w:r>
+        <w:rPr>
+          <w:lang w:eastAsia="ko-KR"/>
+          <w:rFonts w:hint="eastAsia"/>
+          <w:szCs w:val="20"/>
+          <w:rtl w:val="off"/>
+        </w:rPr>
+        <w:br/>
+      </w:r>
+      <w:r>
+        <w:rPr>
+          <w:lang w:eastAsia="ko-KR"/>
+          <w:szCs w:val="20"/>
+          <w:rtl w:val="off"/>
+        </w:rPr>
+        <w:t>[기존 시도 및 문제점]</w:t>
+      </w:r>
+      <w:r>
+        <w:rPr>
+          <w:lang w:eastAsia="ko-KR"/>
+          <w:rFonts w:hint="eastAsia"/>
+          <w:szCs w:val="20"/>
+          <w:rtl w:val="off"/>
+        </w:rPr>
+        <w:br/>
+      </w:r>
+      <w:r>
+        <w:rPr>
+          <w:lang w:eastAsia="ko-KR"/>
+          <w:szCs w:val="20"/>
+          <w:rtl w:val="off"/>
+        </w:rPr>
+        <w:t>- 보간 완료 시 velocity를 강제로 0으로 만듦 -&gt; 애니메이션 깜빡임 발생</w:t>
+      </w:r>
+      <w:r>
+        <w:rPr>
+          <w:lang w:eastAsia="ko-KR"/>
+          <w:rFonts w:hint="eastAsia"/>
+          <w:szCs w:val="20"/>
+          <w:rtl w:val="off"/>
+        </w:rPr>
+        <w:br/>
+      </w:r>
+      <w:r>
+        <w:rPr>
+          <w:lang w:eastAsia="ko-KR"/>
+          <w:szCs w:val="20"/>
+          <w:rtl w:val="off"/>
+        </w:rPr>
+        <w:t>- 프레임 간 위치 변화로 velocity 계산 -&gt; 애니메이션 튐 및 지연 발생</w:t>
+      </w:r>
+      <w:r>
+        <w:rPr>
+          <w:lang w:eastAsia="ko-KR"/>
+          <w:rFonts w:hint="eastAsia"/>
+          <w:szCs w:val="20"/>
+          <w:rtl w:val="off"/>
+        </w:rPr>
+        <w:br/>
+      </w:r>
+      <w:r>
+        <w:rPr>
+          <w:lang w:eastAsia="ko-KR"/>
+          <w:szCs w:val="20"/>
+          <w:rtl w:val="off"/>
+        </w:rPr>
+        <w:t>- 보간 구간 기반 velocity 계산 -&gt; 패킷 값과 충돌</w:t>
+      </w:r>
+      <w:r>
+        <w:rPr>
+          <w:lang w:eastAsia="ko-KR"/>
+          <w:rFonts w:hint="eastAsia"/>
+          <w:szCs w:val="20"/>
+          <w:rtl w:val="off"/>
+        </w:rPr>
+        <w:br/>
+      </w:r>
+      <w:r>
+        <w:rPr>
+          <w:lang w:eastAsia="ko-KR"/>
+          <w:rFonts w:hint="eastAsia"/>
+          <w:szCs w:val="20"/>
+          <w:rtl w:val="off"/>
+        </w:rPr>
+        <w:br/>
+      </w:r>
+      <w:r>
+        <w:rPr>
+          <w:lang w:eastAsia="ko-KR"/>
+          <w:szCs w:val="20"/>
+          <w:rtl w:val="off"/>
+        </w:rPr>
+        <w:t>[해결]</w:t>
+      </w:r>
+      <w:r>
+        <w:rPr>
+          <w:lang w:eastAsia="ko-KR"/>
+          <w:rFonts w:hint="eastAsia"/>
+          <w:szCs w:val="20"/>
+          <w:rtl w:val="off"/>
+        </w:rPr>
+        <w:br/>
+      </w:r>
+      <w:r>
+        <w:rPr>
+          <w:lang w:eastAsia="ko-KR"/>
+          <w:szCs w:val="20"/>
+          <w:rtl w:val="off"/>
+        </w:rPr>
+        <w:t>패킷 도착 시점에만 velocity를 계산하도록 변경함.</w:t>
+      </w:r>
+      <w:r>
+        <w:rPr>
+          <w:lang w:eastAsia="ko-KR"/>
+          <w:rFonts w:hint="eastAsia"/>
+          <w:szCs w:val="20"/>
+          <w:rtl w:val="off"/>
+        </w:rPr>
+        <w:br/>
+      </w:r>
+      <w:r>
+        <w:rPr>
+          <w:lang w:eastAsia="ko-KR"/>
+          <w:szCs w:val="20"/>
+          <w:rtl w:val="off"/>
+        </w:rPr>
+        <w:t>timeSinceLastPacket = netInterpAcc_</w:t>
+      </w:r>
+      <w:r>
+        <w:rPr>
+          <w:lang w:eastAsia="ko-KR"/>
+          <w:rFonts w:hint="eastAsia"/>
+          <w:szCs w:val="20"/>
+          <w:rtl w:val="off"/>
+        </w:rPr>
+        <w:br/>
+      </w:r>
+      <w:r>
+        <w:rPr>
+          <w:lang w:eastAsia="ko-KR"/>
+          <w:szCs w:val="20"/>
+          <w:rtl w:val="off"/>
+        </w:rPr>
+        <w:t>movement = newPos - previousServerPos</w:t>
+      </w:r>
+      <w:r>
+        <w:rPr>
+          <w:lang w:eastAsia="ko-KR"/>
+          <w:rFonts w:hint="eastAsia"/>
+          <w:szCs w:val="20"/>
+          <w:rtl w:val="off"/>
+        </w:rPr>
+        <w:br/>
+      </w:r>
+      <w:r>
+        <w:rPr>
+          <w:lang w:eastAsia="ko-KR"/>
+          <w:szCs w:val="20"/>
+          <w:rtl w:val="off"/>
+        </w:rPr>
+        <w:t>evVelocity = movement / timeSinceLastPacket</w:t>
+      </w:r>
+      <w:r>
+        <w:rPr>
+          <w:lang w:eastAsia="ko-KR"/>
+          <w:rFonts w:hint="eastAsia"/>
+          <w:szCs w:val="20"/>
+          <w:rtl w:val="off"/>
+        </w:rPr>
+        <w:br/>
+      </w:r>
+      <w:r>
+        <w:rPr>
+          <w:lang w:eastAsia="ko-KR"/>
+          <w:szCs w:val="20"/>
+          <w:rtl w:val="off"/>
+        </w:rPr>
+        <w:t>- 연속 패킷 간 위치 변화량을 이용하여 실제 이동 속도를 역산.</w:t>
+      </w:r>
+      <w:r>
+        <w:rPr>
+          <w:lang w:eastAsia="ko-KR"/>
+          <w:rFonts w:hint="eastAsia"/>
+          <w:szCs w:val="20"/>
+          <w:rtl w:val="off"/>
+        </w:rPr>
+        <w:br/>
+      </w:r>
+      <w:r>
+        <w:rPr>
+          <w:lang w:eastAsia="ko-KR"/>
+          <w:szCs w:val="20"/>
+          <w:rtl w:val="off"/>
+        </w:rPr>
+        <w:t>- 비정상적인 긴 간격은 무시하도록 안전 조건 추가.</w:t>
+      </w:r>
+      <w:r>
+        <w:rPr>
+          <w:lang w:eastAsia="ko-KR"/>
+          <w:rFonts w:hint="eastAsia"/>
+          <w:szCs w:val="20"/>
+          <w:rtl w:val="off"/>
+        </w:rPr>
+        <w:br/>
+      </w:r>
+      <w:r>
+        <w:rPr>
+          <w:lang w:eastAsia="ko-KR"/>
+          <w:szCs w:val="20"/>
+          <w:rtl w:val="off"/>
+        </w:rPr>
+        <w:t>- 패킷이 일정 시간(100ms) 동안 도착하지 않으면 velocity를 0으로 설정.</w:t>
+      </w:r>
+    </w:p>
+    <w:p>
+      <w:pPr>
+        <w:pStyle w:val="a3"/>
+        <w:ind w:leftChars="0"/>
         <w:numPr>
           <w:ilvl w:val="0"/>
           <w:numId w:val="4"/>
         </w:numPr>
-        <w:jc w:val="left"/>
-        <w:rPr>
-          <w:sz w:val="18"/>
-          <w:szCs w:val="20"/>
-        </w:rPr>
-      </w:pPr>
-      <w:r>
-        <w:rPr>
-          <w:sz w:val="18"/>
-          <w:szCs w:val="20"/>
-        </w:rPr>
-        <w:t>메쉬 파티클 전용으로 사용할 유니티 에디터용 익스포터 스크립트 작성 (Position, UV, 인덱스, 텍스처 경로가 하나의 파일에 포함됨)</w:t>
+        <w:spacing w:after="160" w:before="0" w:line="240"/>
+        <w:rPr>
+          <w:lang w:eastAsia="ko-KR"/>
+          <w:rFonts w:hint="eastAsia"/>
+          <w:szCs w:val="20"/>
+          <w:rtl w:val="off"/>
+        </w:rPr>
+      </w:pPr>
+      <w:r>
+        <w:rPr>
+          <w:lang w:eastAsia="ko-KR"/>
+          <w:szCs w:val="20"/>
+          <w:rtl w:val="off"/>
+        </w:rPr>
+        <w:t>클라이언트 버그 수정</w:t>
       </w:r>
     </w:p>
     <w:p>
       <w:pPr>
+        <w:pStyle w:val="a3"/>
+        <w:ind w:leftChars="0"/>
         <w:numPr>
-          <w:ilvl w:val="0"/>
+          <w:ilvl w:val="1"/>
           <w:numId w:val="4"/>
         </w:numPr>
-        <w:jc w:val="left"/>
-        <w:rPr>
-          <w:sz w:val="18"/>
-          <w:szCs w:val="20"/>
-        </w:rPr>
-      </w:pPr>
-      <w:r>
-        <w:rPr>
-          <w:sz w:val="18"/>
-          <w:szCs w:val="20"/>
-        </w:rPr>
-        <w:t>다만 사용할 이펙트 에셋을 정해놓지 않아서, 언제든 익스포트할 포맷은 바뀔 수 있</w:t>
-      </w:r>
-      <w:r>
-        <w:rPr>
-          <w:rFonts w:hint="eastAsia"/>
-          <w:sz w:val="18"/>
-          <w:szCs w:val="20"/>
-        </w:rPr>
-        <w:t>음</w:t>
+        <w:spacing w:after="160" w:before="0" w:line="240"/>
+        <w:rPr>
+          <w:lang w:eastAsia="ko-KR"/>
+          <w:rFonts w:hint="eastAsia"/>
+          <w:szCs w:val="20"/>
+          <w:rtl w:val="off"/>
+        </w:rPr>
+      </w:pPr>
+      <w:r>
+        <w:rPr>
+          <w:lang w:eastAsia="ko-KR"/>
+          <w:szCs w:val="20"/>
+          <w:rtl w:val="off"/>
+        </w:rPr>
+        <w:t>연속 WSASend 호출로 인한 Overlapped 구조체 손상</w:t>
       </w:r>
     </w:p>
     <w:p>
       <w:pPr>
-        <w:jc w:val="left"/>
-        <w:rPr>
-          <w:b/>
-          <w:bCs/>
-          <w:sz w:val="18"/>
-          <w:szCs w:val="20"/>
-        </w:rPr>
-      </w:pPr>
-      <w:r>
-        <w:rPr>
-          <w:rFonts w:hint="eastAsia"/>
-          <w:b/>
-          <w:bCs/>
-          <w:sz w:val="18"/>
-          <w:szCs w:val="20"/>
-        </w:rPr>
-        <w:t>3</w:t>
-      </w:r>
-      <w:r>
-        <w:rPr>
-          <w:b/>
-          <w:bCs/>
-          <w:sz w:val="18"/>
-          <w:szCs w:val="20"/>
-        </w:rPr>
-        <w:t xml:space="preserve">. </w:t>
-      </w:r>
-      <w:r>
-        <w:rPr>
-          <w:rFonts w:hint="eastAsia"/>
-          <w:b/>
-          <w:bCs/>
-          <w:sz w:val="18"/>
-          <w:szCs w:val="20"/>
-        </w:rPr>
-        <w:t>수정 해야할 점</w:t>
+        <w:pStyle w:val="a3"/>
+        <w:ind w:leftChars="0"/>
+        <w:numPr>
+          <w:ilvl w:val="2"/>
+          <w:numId w:val="4"/>
+        </w:numPr>
+        <w:spacing w:after="160" w:before="0" w:line="240"/>
+        <w:rPr>
+          <w:lang w:eastAsia="ko-KR"/>
+          <w:rFonts w:hint="eastAsia"/>
+          <w:szCs w:val="20"/>
+          <w:rtl w:val="off"/>
+        </w:rPr>
+      </w:pPr>
+      <w:r>
+        <w:rPr>
+          <w:lang w:eastAsia="ko-KR"/>
+          <w:szCs w:val="20"/>
+          <w:rtl w:val="off"/>
+        </w:rPr>
+        <w:t>[문제 상황]</w:t>
+      </w:r>
+      <w:r>
+        <w:rPr>
+          <w:lang w:eastAsia="ko-KR"/>
+          <w:rFonts w:hint="eastAsia"/>
+          <w:szCs w:val="20"/>
+          <w:rtl w:val="off"/>
+        </w:rPr>
+        <w:br/>
+      </w:r>
+      <w:r>
+        <w:rPr>
+          <w:lang w:eastAsia="ko-KR"/>
+          <w:szCs w:val="20"/>
+          <w:rtl w:val="off"/>
+        </w:rPr>
+        <w:t>마우스 회전에 따른 회전 패킷과 이동 패킷을 분리하면서</w:t>
+      </w:r>
+      <w:r>
+        <w:rPr>
+          <w:lang w:eastAsia="ko-KR"/>
+          <w:rFonts w:hint="eastAsia"/>
+          <w:szCs w:val="20"/>
+          <w:rtl w:val="off"/>
+        </w:rPr>
+        <w:br/>
+      </w:r>
+      <w:r>
+        <w:rPr>
+          <w:lang w:eastAsia="ko-KR"/>
+          <w:szCs w:val="20"/>
+          <w:rtl w:val="off"/>
+        </w:rPr>
+        <w:t>한 프레임 내에서 WSASend가 연속으로 호출됨.</w:t>
+      </w:r>
+      <w:r>
+        <w:rPr>
+          <w:lang w:eastAsia="ko-KR"/>
+          <w:rFonts w:hint="eastAsia"/>
+          <w:szCs w:val="20"/>
+          <w:rtl w:val="off"/>
+        </w:rPr>
+        <w:br/>
+      </w:r>
+      <w:r>
+        <w:rPr>
+          <w:lang w:eastAsia="ko-KR"/>
+          <w:szCs w:val="20"/>
+          <w:rtl w:val="off"/>
+        </w:rPr>
+        <w:t>이 과정에서 WSASend 완료 전에 WSAOVERLAPPED 구조체가 ZeroMemory로</w:t>
+      </w:r>
+      <w:r>
+        <w:rPr>
+          <w:lang w:eastAsia="ko-KR"/>
+          <w:rFonts w:hint="eastAsia"/>
+          <w:szCs w:val="20"/>
+          <w:rtl w:val="off"/>
+        </w:rPr>
+        <w:br/>
+      </w:r>
+      <w:r>
+        <w:rPr>
+          <w:lang w:eastAsia="ko-KR"/>
+          <w:szCs w:val="20"/>
+          <w:rtl w:val="off"/>
+        </w:rPr>
+        <w:t>초기화되어 send 상태가 손상되는 문제가 발생함.</w:t>
+      </w:r>
+      <w:r>
+        <w:rPr>
+          <w:lang w:eastAsia="ko-KR"/>
+          <w:rFonts w:hint="eastAsia"/>
+          <w:szCs w:val="20"/>
+          <w:rtl w:val="off"/>
+        </w:rPr>
+        <w:br/>
+      </w:r>
+      <w:r>
+        <w:rPr>
+          <w:lang w:eastAsia="ko-KR"/>
+          <w:rFonts w:hint="eastAsia"/>
+          <w:szCs w:val="20"/>
+          <w:rtl w:val="off"/>
+        </w:rPr>
+        <w:br/>
+      </w:r>
+      <w:r>
+        <w:rPr>
+          <w:lang w:eastAsia="ko-KR"/>
+          <w:szCs w:val="20"/>
+          <w:rtl w:val="off"/>
+        </w:rPr>
+        <w:t>[해결]</w:t>
+      </w:r>
+      <w:r>
+        <w:rPr>
+          <w:lang w:eastAsia="ko-KR"/>
+          <w:rFonts w:hint="eastAsia"/>
+          <w:szCs w:val="20"/>
+          <w:rtl w:val="off"/>
+        </w:rPr>
+        <w:br/>
+      </w:r>
+      <w:r>
+        <w:rPr>
+          <w:lang w:eastAsia="ko-KR"/>
+          <w:szCs w:val="20"/>
+          <w:rtl w:val="off"/>
+        </w:rPr>
+        <w:t>- send 진행 중 여부를 확인하기 위해 ‘sending’ bool 변수 추가.</w:t>
+      </w:r>
+      <w:r>
+        <w:rPr>
+          <w:lang w:eastAsia="ko-KR"/>
+          <w:rFonts w:hint="eastAsia"/>
+          <w:szCs w:val="20"/>
+          <w:rtl w:val="off"/>
+        </w:rPr>
+        <w:br/>
+      </w:r>
+      <w:r>
+        <w:rPr>
+          <w:lang w:eastAsia="ko-KR"/>
+          <w:szCs w:val="20"/>
+          <w:rtl w:val="off"/>
+        </w:rPr>
+        <w:t>- send 요청을 즉시 수행하지 않고 pending vector에 저장.</w:t>
+      </w:r>
+      <w:r>
+        <w:rPr>
+          <w:lang w:eastAsia="ko-KR"/>
+          <w:rFonts w:hint="eastAsia"/>
+          <w:szCs w:val="20"/>
+          <w:rtl w:val="off"/>
+        </w:rPr>
+        <w:br/>
+      </w:r>
+      <w:r>
+        <w:rPr>
+          <w:lang w:eastAsia="ko-KR"/>
+          <w:szCs w:val="20"/>
+          <w:rtl w:val="off"/>
+        </w:rPr>
+        <w:t xml:space="preserve">  만약 send 중이 아니라면 send.</w:t>
+      </w:r>
+      <w:r>
+        <w:rPr>
+          <w:lang w:eastAsia="ko-KR"/>
+          <w:rFonts w:hint="eastAsia"/>
+          <w:szCs w:val="20"/>
+          <w:rtl w:val="off"/>
+        </w:rPr>
+        <w:br/>
+      </w:r>
+      <w:r>
+        <w:rPr>
+          <w:lang w:eastAsia="ko-KR"/>
+          <w:szCs w:val="20"/>
+          <w:rtl w:val="off"/>
+        </w:rPr>
+        <w:t>- send 시 pending vector -&gt; send vector로 한 번에 이동 후 전송.</w:t>
+      </w:r>
+      <w:r>
+        <w:rPr>
+          <w:lang w:eastAsia="ko-KR"/>
+          <w:rFonts w:hint="eastAsia"/>
+          <w:szCs w:val="20"/>
+          <w:rtl w:val="off"/>
+        </w:rPr>
+        <w:br/>
+      </w:r>
+      <w:r>
+        <w:rPr>
+          <w:lang w:eastAsia="ko-KR"/>
+          <w:rFonts w:hint="eastAsia"/>
+          <w:szCs w:val="20"/>
+          <w:rtl w:val="off"/>
+        </w:rPr>
+        <w:br/>
+      </w:r>
+      <w:r>
+        <w:rPr>
+          <w:lang w:eastAsia="ko-KR"/>
+          <w:szCs w:val="20"/>
+          <w:rtl w:val="off"/>
+        </w:rPr>
+        <w:t>[추가 고려 사항]</w:t>
+      </w:r>
+      <w:r>
+        <w:rPr>
+          <w:lang w:eastAsia="ko-KR"/>
+          <w:rFonts w:hint="eastAsia"/>
+          <w:szCs w:val="20"/>
+          <w:rtl w:val="off"/>
+        </w:rPr>
+        <w:br/>
+      </w:r>
+      <w:r>
+        <w:rPr>
+          <w:lang w:eastAsia="ko-KR"/>
+          <w:szCs w:val="20"/>
+          <w:rtl w:val="off"/>
+        </w:rPr>
+        <w:t>- pending vector가 비어 있을 때 빈 send를 반복 호출하면 서버가 패킷을</w:t>
+      </w:r>
+      <w:r>
+        <w:rPr>
+          <w:lang w:eastAsia="ko-KR"/>
+          <w:rFonts w:hint="eastAsia"/>
+          <w:szCs w:val="20"/>
+          <w:rtl w:val="off"/>
+        </w:rPr>
+        <w:br/>
+      </w:r>
+      <w:r>
+        <w:rPr>
+          <w:lang w:eastAsia="ko-KR"/>
+          <w:szCs w:val="20"/>
+          <w:rtl w:val="off"/>
+        </w:rPr>
+        <w:t xml:space="preserve">  받지 못하는 것처럼 보이는 현상이 발생함.</w:t>
       </w:r>
     </w:p>
     <w:p>
       <w:pPr>
+        <w:pStyle w:val="a3"/>
+        <w:ind w:leftChars="0"/>
         <w:numPr>
-          <w:ilvl w:val="0"/>
+          <w:ilvl w:val="1"/>
           <w:numId w:val="4"/>
         </w:numPr>
-        <w:jc w:val="left"/>
-        <w:rPr>
-          <w:b/>
-          <w:bCs/>
-          <w:sz w:val="18"/>
-          <w:szCs w:val="20"/>
-        </w:rPr>
-      </w:pPr>
-      <w:r>
-        <w:rPr>
-          <w:rFonts w:hint="eastAsia"/>
-          <w:sz w:val="18"/>
-          <w:szCs w:val="20"/>
-        </w:rPr>
-        <w:t>검기 이펙트가 정확히 어떻게 나가야할 지 정의해야함.</w:t>
+        <w:spacing w:after="160" w:before="0" w:line="240"/>
+        <w:rPr>
+          <w:lang w:eastAsia="ko-KR"/>
+          <w:rFonts w:hint="eastAsia"/>
+          <w:szCs w:val="20"/>
+          <w:rtl w:val="off"/>
+        </w:rPr>
+      </w:pPr>
+      <w:r>
+        <w:rPr>
+          <w:lang w:eastAsia="ko-KR"/>
+          <w:szCs w:val="20"/>
+          <w:rtl w:val="off"/>
+        </w:rPr>
+        <w:t>WSASend 완료 처리 시 SendBuffer 해제 중 크래시</w:t>
       </w:r>
     </w:p>
     <w:p>
       <w:pPr>
-        <w:jc w:val="left"/>
-        <w:rPr>
-          <w:sz w:val="28"/>
-          <w:szCs w:val="32"/>
-        </w:rPr>
-      </w:pPr>
-    </w:p>
-    <w:p>
-      <w:pPr>
+        <w:pStyle w:val="a3"/>
+        <w:ind w:leftChars="0" w:left="1200"/>
         <w:spacing w:line="240" w:lineRule="auto"/>
         <w:rPr>
-          <w:sz w:val="28"/>
-          <w:szCs w:val="32"/>
-        </w:rPr>
-      </w:pPr>
-      <w:r>
-        <w:br w:type="page"/>
-      </w:r>
-      <w:r>
-        <w:rPr>
-          <w:rFonts w:hint="eastAsia"/>
-          <w:sz w:val="28"/>
-          <w:szCs w:val="32"/>
-        </w:rPr>
-        <w:lastRenderedPageBreak/>
-        <w:t>우상훈:</w:t>
-      </w:r>
-    </w:p>
-    <w:p>
-      <w:pPr>
-        <w:pStyle w:val="a3"/>
-        <w:numPr>
-          <w:ilvl w:val="0"/>
-          <w:numId w:val="2"/>
-        </w:numPr>
-        <w:spacing w:line="240" w:lineRule="auto"/>
-        <w:ind w:leftChars="0"/>
-        <w:rPr>
-          <w:sz w:val="22"/>
-        </w:rPr>
-      </w:pPr>
-      <w:r>
-        <w:rPr>
-          <w:rFonts w:hint="eastAsia"/>
-          <w:sz w:val="22"/>
-        </w:rPr>
-        <w:t>버그 수정</w:t>
-      </w:r>
-    </w:p>
-    <w:p>
-      <w:pPr>
-        <w:pStyle w:val="a3"/>
-        <w:numPr>
-          <w:ilvl w:val="1"/>
-          <w:numId w:val="2"/>
-        </w:numPr>
-        <w:spacing w:line="240" w:lineRule="auto"/>
-        <w:ind w:leftChars="0"/>
-        <w:rPr>
-          <w:sz w:val="22"/>
-        </w:rPr>
-      </w:pPr>
-      <w:r>
-        <w:rPr>
-          <w:rFonts w:hint="eastAsia"/>
-          <w:sz w:val="22"/>
-        </w:rPr>
-        <w:t>서버 - SendBuffer 해제 처리 오류</w:t>
-      </w:r>
-    </w:p>
-    <w:p>
-      <w:pPr>
-        <w:pStyle w:val="a3"/>
-        <w:numPr>
-          <w:ilvl w:val="2"/>
-          <w:numId w:val="2"/>
-        </w:numPr>
-        <w:spacing w:line="240" w:lineRule="auto"/>
-        <w:ind w:leftChars="0"/>
-        <w:rPr>
-          <w:sz w:val="22"/>
-        </w:rPr>
-      </w:pPr>
-      <w:r>
-        <w:rPr>
-          <w:rFonts w:hint="eastAsia"/>
-          <w:sz w:val="22"/>
-        </w:rPr>
-        <w:t>서버에서 WSASend 완료 이후, SendEvent가 보유하고 있는 SendBuffer 해제 로직이</w:t>
-      </w:r>
-      <w:r>
-        <w:rPr>
-          <w:rFonts w:hint="eastAsia"/>
-          <w:sz w:val="22"/>
-        </w:rPr>
-        <w:br/>
-        <w:t>정상적으로 동작하지 않는 문제가 있었음.</w:t>
-      </w:r>
-    </w:p>
-    <w:p>
-      <w:pPr>
-        <w:pStyle w:val="a3"/>
-        <w:numPr>
-          <w:ilvl w:val="2"/>
-          <w:numId w:val="2"/>
-        </w:numPr>
-        <w:spacing w:line="240" w:lineRule="auto"/>
-        <w:ind w:leftChars="0"/>
-        <w:rPr>
-          <w:sz w:val="22"/>
-        </w:rPr>
-      </w:pPr>
-      <w:r>
-        <w:rPr>
-          <w:rFonts w:hint="eastAsia"/>
-          <w:sz w:val="22"/>
-        </w:rPr>
-        <w:t>WSASend 호줄 전에, SendEvent 내부의 SendBuffer 벡터 크기를 임의로 100으로</w:t>
-      </w:r>
-      <w:r>
-        <w:rPr>
-          <w:rFonts w:hint="eastAsia"/>
-          <w:sz w:val="22"/>
-        </w:rPr>
-        <w:br/>
-        <w:t>설정한 뒤, SendQueue에서 데이터를 꺼내 채우는 방식을오 구현되어 있음.</w:t>
-      </w:r>
-      <w:r>
-        <w:rPr>
-          <w:rFonts w:hint="eastAsia"/>
-          <w:sz w:val="22"/>
-        </w:rPr>
-        <w:br/>
-        <w:t>그러나 실제로는 항상 100개의 SendBuffer가 채워지는 것이 아니기 때문에,</w:t>
-      </w:r>
-      <w:r>
-        <w:rPr>
-          <w:rFonts w:hint="eastAsia"/>
-          <w:sz w:val="22"/>
-        </w:rPr>
-        <w:br/>
-        <w:t>일부 요소는 유효한 버퍼가 아닌 상태(nullptr)로 남게 됨.</w:t>
-      </w:r>
-    </w:p>
-    <w:p>
-      <w:pPr>
-        <w:pStyle w:val="a3"/>
-        <w:numPr>
-          <w:ilvl w:val="2"/>
-          <w:numId w:val="2"/>
-        </w:numPr>
-        <w:spacing w:line="240" w:lineRule="auto"/>
-        <w:ind w:leftChars="0"/>
-        <w:rPr>
-          <w:sz w:val="22"/>
-        </w:rPr>
-      </w:pPr>
-      <w:r>
-        <w:rPr>
-          <w:rFonts w:hint="eastAsia"/>
-          <w:sz w:val="22"/>
-        </w:rPr>
-        <w:t>이 상태에서 WSASend 완료 후, 벡터의 모든 요소를 일괄적으로 해제할 경우</w:t>
-      </w:r>
-      <w:r>
-        <w:rPr>
-          <w:rFonts w:hint="eastAsia"/>
-          <w:sz w:val="22"/>
-        </w:rPr>
-        <w:br/>
-        <w:t>유효하지 않은 버퍼까지 처리하게 되어 문제가 발생함</w:t>
-      </w:r>
-    </w:p>
-    <w:p>
-      <w:pPr>
-        <w:pStyle w:val="a3"/>
-        <w:numPr>
-          <w:ilvl w:val="2"/>
-          <w:numId w:val="2"/>
-        </w:numPr>
-        <w:spacing w:line="240" w:lineRule="auto"/>
-        <w:ind w:leftChars="0"/>
-        <w:rPr>
-          <w:sz w:val="22"/>
-        </w:rPr>
-      </w:pPr>
-      <w:r>
-        <w:rPr>
-          <w:rFonts w:hint="eastAsia"/>
-          <w:sz w:val="22"/>
-        </w:rPr>
-        <w:t>따라서 SendBuffer 해제 시에는 반드시 nullptr 여부를 확인한 뒤 해제하도록 수정함.</w:t>
-      </w:r>
-    </w:p>
-    <w:p>
-      <w:pPr>
-        <w:pStyle w:val="a3"/>
-        <w:numPr>
-          <w:ilvl w:val="1"/>
-          <w:numId w:val="2"/>
-        </w:numPr>
-        <w:spacing w:line="240" w:lineRule="auto"/>
-        <w:ind w:leftChars="0"/>
-        <w:rPr>
-          <w:sz w:val="22"/>
-        </w:rPr>
-      </w:pPr>
-      <w:r>
-        <w:rPr>
-          <w:rFonts w:hint="eastAsia"/>
-          <w:sz w:val="22"/>
-        </w:rPr>
-        <w:t>클라이언트 - 패킷 수신 이상 현상</w:t>
-      </w:r>
-    </w:p>
-    <w:p>
-      <w:pPr>
-        <w:pStyle w:val="a3"/>
-        <w:numPr>
-          <w:ilvl w:val="2"/>
-          <w:numId w:val="2"/>
-        </w:numPr>
-        <w:spacing w:line="240" w:lineRule="auto"/>
-        <w:ind w:leftChars="0"/>
-        <w:rPr>
-          <w:sz w:val="22"/>
-        </w:rPr>
-      </w:pPr>
-      <w:r>
-        <w:rPr>
-          <w:rFonts w:hint="eastAsia"/>
-          <w:sz w:val="22"/>
-        </w:rPr>
-        <w:t>클라이언트에서 패킷을 수신하지 못하거나</w:t>
-      </w:r>
-      <w:r>
-        <w:rPr>
-          <w:rFonts w:hint="eastAsia"/>
-          <w:sz w:val="22"/>
-        </w:rPr>
-        <w:br/>
-        <w:t>동일한 패킷을 두 번 이상 처리하는 문제가 발생함.</w:t>
-      </w:r>
-    </w:p>
-    <w:p>
-      <w:pPr>
-        <w:pStyle w:val="a3"/>
-        <w:numPr>
-          <w:ilvl w:val="2"/>
-          <w:numId w:val="2"/>
-        </w:numPr>
-        <w:spacing w:line="240" w:lineRule="auto"/>
-        <w:ind w:leftChars="0"/>
-        <w:rPr>
-          <w:szCs w:val="20"/>
-        </w:rPr>
-      </w:pPr>
-      <w:r>
-        <w:rPr>
-          <w:rFonts w:hint="eastAsia"/>
-          <w:sz w:val="22"/>
-        </w:rPr>
-        <w:t>패킷 미수신 문제는 WSARecv 완료 이후, 다음 수신 요청을 다시 등록하지 않은 것이</w:t>
-      </w:r>
-      <w:r>
-        <w:rPr>
-          <w:rFonts w:hint="eastAsia"/>
-          <w:sz w:val="22"/>
-        </w:rPr>
-        <w:br/>
-        <w:t>원인이었음. 이에 따라 WSARecv 완료 후 반드시 다음 WSARecv를 재등록하도록</w:t>
-      </w:r>
-      <w:r>
-        <w:rPr>
-          <w:rFonts w:hint="eastAsia"/>
-          <w:sz w:val="22"/>
-        </w:rPr>
-        <w:br/>
-        <w:t xml:space="preserve">수정함. </w:t>
-      </w:r>
-    </w:p>
-    <w:p>
-      <w:pPr>
-        <w:pStyle w:val="a3"/>
-        <w:numPr>
-          <w:ilvl w:val="2"/>
-          <w:numId w:val="2"/>
-        </w:numPr>
-        <w:spacing w:line="240" w:lineRule="auto"/>
-        <w:ind w:leftChars="0"/>
-        <w:rPr>
-          <w:szCs w:val="20"/>
-        </w:rPr>
-      </w:pPr>
-      <w:r>
-        <w:rPr>
-          <w:rFonts w:hint="eastAsia"/>
-          <w:sz w:val="22"/>
-        </w:rPr>
-        <w:t>패킷 중복 수신 문제는 RecvBuffer를 적절히 정리하지 않아,</w:t>
-      </w:r>
-      <w:r>
-        <w:rPr>
-          <w:rFonts w:hint="eastAsia"/>
-          <w:sz w:val="22"/>
-        </w:rPr>
-        <w:br/>
-        <w:t>이미 처리된 데이터가 버퍼에 남아 재처리되는 것이 원인이었음.</w:t>
-      </w:r>
-      <w:r>
-        <w:rPr>
-          <w:rFonts w:hint="eastAsia"/>
-          <w:sz w:val="22"/>
-        </w:rPr>
-        <w:br/>
-        <w:t>이를 해결하기 위해 패킷 처리 후 RecvBuffer의 읽기 위치를 갱신하고,</w:t>
-      </w:r>
-      <w:r>
-        <w:rPr>
-          <w:rFonts w:hint="eastAsia"/>
-          <w:sz w:val="22"/>
-        </w:rPr>
-        <w:br/>
-        <w:t>RecvBuffer 클래스의 clean 함수로 버퍼를 정리함.</w:t>
+          <w:szCs w:val="20"/>
+        </w:rPr>
+      </w:pPr>
+      <w:r>
+        <w:rPr>
+          <w:lang w:eastAsia="ko-KR"/>
+          <w:szCs w:val="20"/>
+          <w:rtl w:val="off"/>
+        </w:rPr>
+        <w:t>[문제 상황]</w:t>
+      </w:r>
+      <w:r>
+        <w:rPr>
+          <w:lang w:eastAsia="ko-KR"/>
+          <w:rFonts w:hint="eastAsia"/>
+          <w:szCs w:val="20"/>
+          <w:rtl w:val="off"/>
+        </w:rPr>
+        <w:br/>
+      </w:r>
+      <w:r>
+        <w:rPr>
+          <w:lang w:eastAsia="ko-KR"/>
+          <w:szCs w:val="20"/>
+          <w:rtl w:val="off"/>
+        </w:rPr>
+        <w:t>WSASend 완료 처리 과정에서 send buffer 메모리 해제 시 프로그램이 다운됨.</w:t>
+      </w:r>
+      <w:r>
+        <w:rPr>
+          <w:lang w:eastAsia="ko-KR"/>
+          <w:rFonts w:hint="eastAsia"/>
+          <w:szCs w:val="20"/>
+          <w:rtl w:val="off"/>
+        </w:rPr>
+        <w:br/>
+      </w:r>
+      <w:r>
+        <w:rPr>
+          <w:lang w:eastAsia="ko-KR"/>
+          <w:rFonts w:hint="eastAsia"/>
+          <w:szCs w:val="20"/>
+          <w:rtl w:val="off"/>
+        </w:rPr>
+        <w:br/>
+      </w:r>
+      <w:r>
+        <w:rPr>
+          <w:lang w:eastAsia="ko-KR"/>
+          <w:szCs w:val="20"/>
+          <w:rtl w:val="off"/>
+        </w:rPr>
+        <w:t>[원인 분석 과정]</w:t>
+      </w:r>
+      <w:r>
+        <w:rPr>
+          <w:lang w:eastAsia="ko-KR"/>
+          <w:rFonts w:hint="eastAsia"/>
+          <w:szCs w:val="20"/>
+          <w:rtl w:val="off"/>
+        </w:rPr>
+        <w:br/>
+      </w:r>
+      <w:r>
+        <w:rPr>
+          <w:lang w:eastAsia="ko-KR"/>
+          <w:szCs w:val="20"/>
+          <w:rtl w:val="off"/>
+        </w:rPr>
+        <w:t>1. MemoryManager / MemoryPool 버그 의심</w:t>
+      </w:r>
+      <w:r>
+        <w:rPr>
+          <w:lang w:eastAsia="ko-KR"/>
+          <w:rFonts w:hint="eastAsia"/>
+          <w:szCs w:val="20"/>
+          <w:rtl w:val="off"/>
+        </w:rPr>
+        <w:br/>
+      </w:r>
+      <w:r>
+        <w:rPr>
+          <w:lang w:eastAsia="ko-KR"/>
+          <w:szCs w:val="20"/>
+          <w:rtl w:val="off"/>
+        </w:rPr>
+        <w:t>2. 싱글스레드 환경에서 멀티스레드 자료구조(concurrent queue) 사용 문제 의심</w:t>
+      </w:r>
+      <w:r>
+        <w:rPr>
+          <w:lang w:eastAsia="ko-KR"/>
+          <w:rFonts w:hint="eastAsia"/>
+          <w:szCs w:val="20"/>
+          <w:rtl w:val="off"/>
+        </w:rPr>
+        <w:br/>
+      </w:r>
+      <w:r>
+        <w:rPr>
+          <w:lang w:eastAsia="ko-KR"/>
+          <w:rFonts w:hint="eastAsia"/>
+          <w:szCs w:val="20"/>
+          <w:rtl w:val="off"/>
+        </w:rPr>
+        <w:br/>
+      </w:r>
+      <w:r>
+        <w:rPr>
+          <w:lang w:eastAsia="ko-KR"/>
+          <w:szCs w:val="20"/>
+          <w:rtl w:val="off"/>
+        </w:rPr>
+        <w:t>하지만 호출 스택 분석 결과</w:t>
+      </w:r>
+      <w:r>
+        <w:rPr>
+          <w:lang w:eastAsia="ko-KR"/>
+          <w:rFonts w:hint="eastAsia"/>
+          <w:szCs w:val="20"/>
+          <w:rtl w:val="off"/>
+        </w:rPr>
+        <w:br/>
+      </w:r>
+      <w:r>
+        <w:rPr>
+          <w:lang w:eastAsia="ko-KR"/>
+          <w:szCs w:val="20"/>
+          <w:rtl w:val="off"/>
+        </w:rPr>
+        <w:t>SocketUtils::release() -&gt; WSACleanup() 호출 후 callback이 실행되는 것을 확인함.</w:t>
+      </w:r>
+      <w:r>
+        <w:rPr>
+          <w:lang w:eastAsia="ko-KR"/>
+          <w:rFonts w:hint="eastAsia"/>
+          <w:szCs w:val="20"/>
+          <w:rtl w:val="off"/>
+        </w:rPr>
+        <w:br/>
+      </w:r>
+      <w:r>
+        <w:rPr>
+          <w:lang w:eastAsia="ko-KR"/>
+          <w:szCs w:val="20"/>
+          <w:rtl w:val="off"/>
+        </w:rPr>
+        <w:t>즉, Overlapped I/O 완료 전에 WSACleanup이 호출되면서 전달되는 overlapped</w:t>
+      </w:r>
+      <w:r>
+        <w:rPr>
+          <w:lang w:eastAsia="ko-KR"/>
+          <w:rFonts w:hint="eastAsia"/>
+          <w:szCs w:val="20"/>
+          <w:rtl w:val="off"/>
+        </w:rPr>
+        <w:br/>
+      </w:r>
+      <w:r>
+        <w:rPr>
+          <w:lang w:eastAsia="ko-KR"/>
+          <w:szCs w:val="20"/>
+          <w:rtl w:val="off"/>
+        </w:rPr>
+        <w:t>구조체가 손상됨.</w:t>
+      </w:r>
+      <w:r>
+        <w:rPr>
+          <w:lang w:eastAsia="ko-KR"/>
+          <w:rFonts w:hint="eastAsia"/>
+          <w:szCs w:val="20"/>
+          <w:rtl w:val="off"/>
+        </w:rPr>
+        <w:br/>
+      </w:r>
+      <w:r>
+        <w:rPr>
+          <w:lang w:eastAsia="ko-KR"/>
+          <w:rFonts w:hint="eastAsia"/>
+          <w:szCs w:val="20"/>
+          <w:rtl w:val="off"/>
+        </w:rPr>
+        <w:br/>
+      </w:r>
+      <w:r>
+        <w:rPr>
+          <w:lang w:eastAsia="ko-KR"/>
+          <w:szCs w:val="20"/>
+          <w:rtl w:val="off"/>
+        </w:rPr>
+        <w:t>[해결]</w:t>
+      </w:r>
+      <w:r>
+        <w:rPr>
+          <w:lang w:eastAsia="ko-KR"/>
+          <w:rFonts w:hint="eastAsia"/>
+          <w:szCs w:val="20"/>
+          <w:rtl w:val="off"/>
+        </w:rPr>
+        <w:br/>
+      </w:r>
+      <w:r>
+        <w:rPr>
+          <w:lang w:eastAsia="ko-KR"/>
+          <w:szCs w:val="20"/>
+          <w:rtl w:val="off"/>
+        </w:rPr>
+        <w:t>SocketUtils::release()를 ServerSession의 소멸자에서 호출하도록 변경.</w:t>
+      </w:r>
+      <w:r>
+        <w:rPr>
+          <w:lang w:eastAsia="ko-KR"/>
+          <w:rFonts w:hint="eastAsia"/>
+          <w:szCs w:val="20"/>
+          <w:rtl w:val="off"/>
+        </w:rPr>
+        <w:br/>
+      </w:r>
+      <w:r>
+        <w:rPr>
+          <w:lang w:eastAsia="ko-KR"/>
+          <w:szCs w:val="20"/>
+          <w:rtl w:val="off"/>
+        </w:rPr>
+        <w:t>SendBufferManager::clear(), MemoryManager::release()도 동일 생명 주기에 맞게 이동.</w:t>
+      </w:r>
+      <w:r>
+        <w:rPr>
+          <w:lang w:eastAsia="ko-KR"/>
+          <w:rFonts w:hint="eastAsia"/>
+          <w:szCs w:val="20"/>
+          <w:rtl w:val="off"/>
+        </w:rPr>
+        <w:br/>
       </w:r>
     </w:p>
     <w:p>
@@ -1604,7 +2400,7 @@
       </w:tblGrid>
       <w:tr>
         <w:trPr>
-          <w:trHeight w:val="875"/>
+          <w:trHeight w:val="875" w:hRule="atLeast"/>
         </w:trPr>
         <w:tc>
           <w:tcPr>
@@ -1620,7 +2416,6 @@
               </w:rPr>
             </w:pPr>
             <w:r>
-              <w:lastRenderedPageBreak/>
               <w:br w:type="page"/>
             </w:r>
             <w:r>
@@ -1681,7 +2476,7 @@
       </w:tr>
       <w:tr>
         <w:trPr>
-          <w:trHeight w:val="590"/>
+          <w:trHeight w:val="590" w:hRule="atLeast"/>
         </w:trPr>
         <w:tc>
           <w:tcPr>
@@ -1781,7 +2576,16 @@
                 <w:rFonts w:hint="eastAsia"/>
                 <w:b/>
               </w:rPr>
-              <w:t>30</w:t>
+              <w:t>3</w:t>
+            </w:r>
+            <w:r>
+              <w:rPr>
+                <w:lang w:eastAsia="ko-KR"/>
+                <w:rFonts w:hint="eastAsia"/>
+                <w:b/>
+                <w:rtl w:val="off"/>
+              </w:rPr>
+              <w:t>1</w:t>
             </w:r>
             <w:r>
               <w:rPr>
@@ -1809,7 +2613,16 @@
                 <w:rFonts w:hint="eastAsia"/>
                 <w:b/>
               </w:rPr>
-              <w:t>05</w:t>
+              <w:t>0</w:t>
+            </w:r>
+            <w:r>
+              <w:rPr>
+                <w:lang w:eastAsia="ko-KR"/>
+                <w:rFonts w:hint="eastAsia"/>
+                <w:b/>
+                <w:rtl w:val="off"/>
+              </w:rPr>
+              <w:t>6</w:t>
             </w:r>
             <w:r>
               <w:rPr>
@@ -1823,7 +2636,7 @@
       </w:tr>
       <w:tr>
         <w:trPr>
-          <w:trHeight w:val="1520"/>
+          <w:trHeight w:val="1520" w:hRule="atLeast"/>
         </w:trPr>
         <w:tc>
           <w:tcPr>
@@ -1920,12 +2733,12 @@
       </w:tr>
       <w:tr>
         <w:trPr>
-          <w:trHeight w:val="1963"/>
+          <w:trHeight w:val="1963" w:hRule="atLeast"/>
         </w:trPr>
         <w:tc>
           <w:tcPr>
             <w:tcW w:w="1555" w:type="dxa"/>
-            <w:shd w:val="clear" w:color="auto" w:fill="F2F2F2" w:themeFill="background1" w:themeFillShade="F2"/>
+            <w:shd w:val="clear" w:color="auto" w:fill="F2F2F2" w:themeFill="background1" w:themeFillShade="f2"/>
             <w:vAlign w:val="center"/>
           </w:tcPr>
           <w:p>
@@ -1974,7 +2787,7 @@
           <w:tcPr>
             <w:tcW w:w="8901" w:type="dxa"/>
             <w:gridSpan w:val="3"/>
-            <w:shd w:val="clear" w:color="auto" w:fill="F2F2F2" w:themeFill="background1" w:themeFillShade="F2"/>
+            <w:shd w:val="clear" w:color="auto" w:fill="F2F2F2" w:themeFill="background1" w:themeFillShade="f2"/>
             <w:vAlign w:val="center"/>
           </w:tcPr>
           <w:p>
@@ -1997,21 +2810,20 @@
 </file>
 
 <file path=word/numbering.xml><?xml version="1.0" encoding="utf-8"?>
-<w:numbering xmlns:wpc="http://schemas.microsoft.com/office/word/2010/wordprocessingCanvas" xmlns:cx="http://schemas.microsoft.com/office/drawing/2014/chartex" xmlns:cx1="http://schemas.microsoft.com/office/drawing/2015/9/8/chartex" xmlns:cx2="http://schemas.microsoft.com/office/drawing/2015/10/21/chartex" xmlns:cx3="http://schemas.microsoft.com/office/drawing/2016/5/9/chartex" xmlns:cx4="http://schemas.microsoft.com/office/drawing/2016/5/10/chartex" xmlns:cx5="http://schemas.microsoft.com/office/drawing/2016/5/11/chartex" xmlns:cx6="http://schemas.microsoft.com/office/drawing/2016/5/12/chartex" xmlns:cx7="http://schemas.microsoft.com/office/drawing/2016/5/13/chartex" xmlns:cx8="http://schemas.microsoft.com/office/drawing/2016/5/14/chartex" xmlns:mc="http://schemas.openxmlformats.org/markup-compatibility/2006" xmlns:aink="http://schemas.microsoft.com/office/drawing/2016/ink" xmlns:am3d="http://schemas.microsoft.com/office/drawing/2017/model3d" xmlns:o="urn:schemas-microsoft-com:office:office" xmlns:oel="http://schemas.microsoft.com/office/2019/extlst" xmlns:r="http://schemas.openxmlformats.org/officeDocument/2006/relationships" xmlns:m="http://schemas.openxmlformats.org/officeDocument/2006/math" xmlns:v="urn:schemas-microsoft-com:vml" xmlns:wp14="http://schemas.microsoft.com/office/word/2010/wordprocessingDrawing" xmlns:wp="http://schemas.openxmlformats.org/drawingml/2006/wordprocessingDrawing" xmlns:w10="urn:schemas-microsoft-com:office:word" xmlns:w="http://schemas.openxmlformats.org/wordprocessingml/2006/main" xmlns:w14="http://schemas.microsoft.com/office/word/2010/wordml" xmlns:w15="http://schemas.microsoft.com/office/word/2012/wordml" xmlns:w16cex="http://schemas.microsoft.com/office/word/2018/wordml/cex" xmlns:w16cid="http://schemas.microsoft.com/office/word/2016/wordml/cid" xmlns:w16="http://schemas.microsoft.com/office/word/2018/wordml" xmlns:w16du="http://schemas.microsoft.com/office/word/2023/wordml/word16du" xmlns:w16sdtdh="http://schemas.microsoft.com/office/word/2020/wordml/sdtdatahash" xmlns:w16sdtfl="http://schemas.microsoft.com/office/word/2024/wordml/sdtformatlock" xmlns:w16se="http://schemas.microsoft.com/office/word/2015/wordml/symex" xmlns:wpg="http://schemas.microsoft.com/office/word/2010/wordprocessingGroup" xmlns:wpi="http://schemas.microsoft.com/office/word/2010/wordprocessingInk" xmlns:wne="http://schemas.microsoft.com/office/word/2006/wordml" xmlns:wps="http://schemas.microsoft.com/office/word/2010/wordprocessingShape" mc:Ignorable="w14 w15 w16se w16cid w16 w16cex w16sdtdh w16sdtfl w16du wp14">
-  <w:abstractNum w:abstractNumId="0" w15:restartNumberingAfterBreak="0">
-    <w:nsid w:val="FEEFF790"/>
+<w:numbering xmlns:ve="http://schemas.openxmlformats.org/markup-compatibility/2006" xmlns:o="urn:schemas-microsoft-com:office:office" xmlns:r="http://schemas.openxmlformats.org/officeDocument/2006/relationships" xmlns:m="http://schemas.openxmlformats.org/officeDocument/2006/math" xmlns:v="urn:schemas-microsoft-com:vml" xmlns:wp="http://schemas.openxmlformats.org/drawingml/2006/wordprocessingDrawing" xmlns:w10="urn:schemas-microsoft-com:office:word" xmlns:w="http://schemas.openxmlformats.org/wordprocessingml/2006/main" xmlns:w14="http://schemas.microsoft.com/office/word/2010/wordml" xmlns:wne="http://schemas.microsoft.com/office/word/2006/wordml">
+  <w:abstractNum w:abstractNumId="0">
+    <w:nsid w:val="ff7fef50"/>
     <w:multiLevelType w:val="hybridMultilevel"/>
-    <w:tmpl w:val="AD6820F2"/>
-    <w:lvl w:ilvl="0" w:tplc="0409000F">
+    <w:tmpl w:val="2188c7e4"/>
+    <w:lvl w:ilvl="0" w:tplc="409000f">
       <w:start w:val="1"/>
-      <w:numFmt w:val="decimal"/>
       <w:lvlText w:val="%1."/>
       <w:lvlJc w:val="left"/>
       <w:pPr>
         <w:ind w:left="800" w:hanging="400"/>
       </w:pPr>
     </w:lvl>
-    <w:lvl w:ilvl="1" w:tplc="4392858C">
+    <w:lvl w:ilvl="1" w:tplc="4392858c">
       <w:start w:val="1"/>
       <w:numFmt w:val="lowerLetter"/>
       <w:lvlText w:val="%2."/>
@@ -2020,7 +2832,7 @@
         <w:ind w:left="1200" w:hanging="400"/>
       </w:pPr>
     </w:lvl>
-    <w:lvl w:ilvl="2" w:tplc="0409001B">
+    <w:lvl w:ilvl="2" w:tplc="409001b">
       <w:start w:val="1"/>
       <w:numFmt w:val="lowerRoman"/>
       <w:lvlText w:val="%3."/>
@@ -2029,16 +2841,15 @@
         <w:ind w:left="1600" w:hanging="400"/>
       </w:pPr>
     </w:lvl>
-    <w:lvl w:ilvl="3" w:tplc="0409000F">
+    <w:lvl w:ilvl="3" w:tplc="409000f">
       <w:start w:val="1"/>
-      <w:numFmt w:val="decimal"/>
       <w:lvlText w:val="%4."/>
       <w:lvlJc w:val="left"/>
       <w:pPr>
         <w:ind w:left="2000" w:hanging="400"/>
       </w:pPr>
     </w:lvl>
-    <w:lvl w:ilvl="4" w:tplc="4392858C">
+    <w:lvl w:ilvl="4" w:tplc="4392858c">
       <w:start w:val="1"/>
       <w:numFmt w:val="lowerLetter"/>
       <w:lvlText w:val="%5."/>
@@ -2047,7 +2858,7 @@
         <w:ind w:left="2400" w:hanging="400"/>
       </w:pPr>
     </w:lvl>
-    <w:lvl w:ilvl="5" w:tplc="0409001B">
+    <w:lvl w:ilvl="5" w:tplc="409001b">
       <w:start w:val="1"/>
       <w:numFmt w:val="lowerRoman"/>
       <w:lvlText w:val="%6."/>
@@ -2056,16 +2867,15 @@
         <w:ind w:left="2800" w:hanging="400"/>
       </w:pPr>
     </w:lvl>
-    <w:lvl w:ilvl="6" w:tplc="0409000F">
+    <w:lvl w:ilvl="6" w:tplc="409000f">
       <w:start w:val="1"/>
-      <w:numFmt w:val="decimal"/>
       <w:lvlText w:val="%7."/>
       <w:lvlJc w:val="left"/>
       <w:pPr>
         <w:ind w:left="3200" w:hanging="400"/>
       </w:pPr>
     </w:lvl>
-    <w:lvl w:ilvl="7" w:tplc="4392858C">
+    <w:lvl w:ilvl="7" w:tplc="4392858c">
       <w:start w:val="1"/>
       <w:numFmt w:val="lowerLetter"/>
       <w:lvlText w:val="%8."/>
@@ -2074,7 +2884,7 @@
         <w:ind w:left="3600" w:hanging="400"/>
       </w:pPr>
     </w:lvl>
-    <w:lvl w:ilvl="8" w:tplc="0409001B">
+    <w:lvl w:ilvl="8" w:tplc="409001b">
       <w:start w:val="1"/>
       <w:numFmt w:val="lowerRoman"/>
       <w:lvlText w:val="%9."/>
@@ -2084,234 +2894,148 @@
       </w:pPr>
     </w:lvl>
   </w:abstractNum>
-  <w:abstractNum w:abstractNumId="1" w15:restartNumberingAfterBreak="0">
-    <w:nsid w:val="FF7FEF50"/>
-    <w:multiLevelType w:val="hybridMultilevel"/>
-    <w:tmpl w:val="2188C7E4"/>
-    <w:lvl w:ilvl="0" w:tplc="0409000F">
-      <w:start w:val="1"/>
-      <w:numFmt w:val="decimal"/>
-      <w:lvlText w:val="%1."/>
-      <w:lvlJc w:val="left"/>
-      <w:pPr>
-        <w:ind w:left="800" w:hanging="400"/>
-      </w:pPr>
-    </w:lvl>
-    <w:lvl w:ilvl="1" w:tplc="4392858C">
-      <w:start w:val="1"/>
-      <w:numFmt w:val="lowerLetter"/>
-      <w:lvlText w:val="%2."/>
-      <w:lvlJc w:val="left"/>
-      <w:pPr>
-        <w:ind w:left="1200" w:hanging="400"/>
-      </w:pPr>
-    </w:lvl>
-    <w:lvl w:ilvl="2" w:tplc="0409001B">
-      <w:start w:val="1"/>
-      <w:numFmt w:val="lowerRoman"/>
-      <w:lvlText w:val="%3."/>
-      <w:lvlJc w:val="left"/>
-      <w:pPr>
-        <w:ind w:left="1600" w:hanging="400"/>
-      </w:pPr>
-    </w:lvl>
-    <w:lvl w:ilvl="3" w:tplc="0409000F">
-      <w:start w:val="1"/>
-      <w:numFmt w:val="decimal"/>
-      <w:lvlText w:val="%4."/>
-      <w:lvlJc w:val="left"/>
-      <w:pPr>
-        <w:ind w:left="2000" w:hanging="400"/>
-      </w:pPr>
-    </w:lvl>
-    <w:lvl w:ilvl="4" w:tplc="4392858C">
-      <w:start w:val="1"/>
-      <w:numFmt w:val="lowerLetter"/>
-      <w:lvlText w:val="%5."/>
-      <w:lvlJc w:val="left"/>
-      <w:pPr>
-        <w:ind w:left="2400" w:hanging="400"/>
-      </w:pPr>
-    </w:lvl>
-    <w:lvl w:ilvl="5" w:tplc="0409001B">
-      <w:start w:val="1"/>
-      <w:numFmt w:val="lowerRoman"/>
-      <w:lvlText w:val="%6."/>
-      <w:lvlJc w:val="left"/>
-      <w:pPr>
-        <w:ind w:left="2800" w:hanging="400"/>
-      </w:pPr>
-    </w:lvl>
-    <w:lvl w:ilvl="6" w:tplc="0409000F">
-      <w:start w:val="1"/>
-      <w:numFmt w:val="decimal"/>
-      <w:lvlText w:val="%7."/>
-      <w:lvlJc w:val="left"/>
-      <w:pPr>
-        <w:ind w:left="3200" w:hanging="400"/>
-      </w:pPr>
-    </w:lvl>
-    <w:lvl w:ilvl="7" w:tplc="4392858C">
-      <w:start w:val="1"/>
-      <w:numFmt w:val="lowerLetter"/>
-      <w:lvlText w:val="%8."/>
-      <w:lvlJc w:val="left"/>
-      <w:pPr>
-        <w:ind w:left="3600" w:hanging="400"/>
-      </w:pPr>
-    </w:lvl>
-    <w:lvl w:ilvl="8" w:tplc="0409001B">
-      <w:start w:val="1"/>
-      <w:numFmt w:val="lowerRoman"/>
-      <w:lvlText w:val="%9."/>
-      <w:lvlJc w:val="left"/>
-      <w:pPr>
-        <w:ind w:left="4000" w:hanging="400"/>
-      </w:pPr>
-    </w:lvl>
-  </w:abstractNum>
-  <w:abstractNum w:abstractNumId="2" w15:restartNumberingAfterBreak="0">
-    <w:nsid w:val="1B85744B"/>
+  <w:abstractNum w:abstractNumId="1">
+    <w:nsid w:val="37dd555f"/>
     <w:multiLevelType w:val="multilevel"/>
-    <w:tmpl w:val="572CA04C"/>
+    <w:tmpl w:val="cb96b946"/>
     <w:lvl w:ilvl="0">
       <w:start w:val="1"/>
       <w:numFmt w:val="bullet"/>
       <w:lvlText w:val=""/>
       <w:lvlJc w:val="left"/>
       <w:pPr>
+        <w:ind w:left="720" w:hanging="360"/>
         <w:tabs>
           <w:tab w:val="num" w:pos="720"/>
         </w:tabs>
-        <w:ind w:left="720" w:hanging="360"/>
       </w:pPr>
       <w:rPr>
         <w:rFonts w:ascii="Symbol" w:hAnsi="Symbol" w:hint="default"/>
         <w:sz w:val="20"/>
       </w:rPr>
     </w:lvl>
-    <w:lvl w:ilvl="1" w:tentative="1">
+    <w:lvl w:ilvl="1" w:tentative="on">
       <w:start w:val="1"/>
       <w:numFmt w:val="bullet"/>
       <w:lvlText w:val="o"/>
       <w:lvlJc w:val="left"/>
       <w:pPr>
+        <w:ind w:left="1440" w:hanging="360"/>
         <w:tabs>
           <w:tab w:val="num" w:pos="1440"/>
         </w:tabs>
-        <w:ind w:left="1440" w:hanging="360"/>
       </w:pPr>
       <w:rPr>
         <w:rFonts w:ascii="Courier New" w:hAnsi="Courier New" w:hint="default"/>
         <w:sz w:val="20"/>
       </w:rPr>
     </w:lvl>
-    <w:lvl w:ilvl="2" w:tentative="1">
+    <w:lvl w:ilvl="2" w:tentative="on">
       <w:start w:val="1"/>
       <w:numFmt w:val="bullet"/>
       <w:lvlText w:val=""/>
       <w:lvlJc w:val="left"/>
       <w:pPr>
+        <w:ind w:left="2160" w:hanging="360"/>
         <w:tabs>
           <w:tab w:val="num" w:pos="2160"/>
         </w:tabs>
-        <w:ind w:left="2160" w:hanging="360"/>
       </w:pPr>
       <w:rPr>
         <w:rFonts w:ascii="Wingdings" w:hAnsi="Wingdings" w:hint="default"/>
         <w:sz w:val="20"/>
       </w:rPr>
     </w:lvl>
-    <w:lvl w:ilvl="3" w:tentative="1">
+    <w:lvl w:ilvl="3" w:tentative="on">
       <w:start w:val="1"/>
       <w:numFmt w:val="bullet"/>
       <w:lvlText w:val=""/>
       <w:lvlJc w:val="left"/>
       <w:pPr>
+        <w:ind w:left="2880" w:hanging="360"/>
         <w:tabs>
           <w:tab w:val="num" w:pos="2880"/>
         </w:tabs>
-        <w:ind w:left="2880" w:hanging="360"/>
       </w:pPr>
       <w:rPr>
         <w:rFonts w:ascii="Wingdings" w:hAnsi="Wingdings" w:hint="default"/>
         <w:sz w:val="20"/>
       </w:rPr>
     </w:lvl>
-    <w:lvl w:ilvl="4" w:tentative="1">
+    <w:lvl w:ilvl="4" w:tentative="on">
       <w:start w:val="1"/>
       <w:numFmt w:val="bullet"/>
       <w:lvlText w:val=""/>
       <w:lvlJc w:val="left"/>
       <w:pPr>
+        <w:ind w:left="3600" w:hanging="360"/>
         <w:tabs>
           <w:tab w:val="num" w:pos="3600"/>
         </w:tabs>
-        <w:ind w:left="3600" w:hanging="360"/>
       </w:pPr>
       <w:rPr>
         <w:rFonts w:ascii="Wingdings" w:hAnsi="Wingdings" w:hint="default"/>
         <w:sz w:val="20"/>
       </w:rPr>
     </w:lvl>
-    <w:lvl w:ilvl="5" w:tentative="1">
+    <w:lvl w:ilvl="5" w:tentative="on">
       <w:start w:val="1"/>
       <w:numFmt w:val="bullet"/>
       <w:lvlText w:val=""/>
       <w:lvlJc w:val="left"/>
       <w:pPr>
+        <w:ind w:left="4320" w:hanging="360"/>
         <w:tabs>
           <w:tab w:val="num" w:pos="4320"/>
         </w:tabs>
-        <w:ind w:left="4320" w:hanging="360"/>
       </w:pPr>
       <w:rPr>
         <w:rFonts w:ascii="Wingdings" w:hAnsi="Wingdings" w:hint="default"/>
         <w:sz w:val="20"/>
       </w:rPr>
     </w:lvl>
-    <w:lvl w:ilvl="6" w:tentative="1">
+    <w:lvl w:ilvl="6" w:tentative="on">
       <w:start w:val="1"/>
       <w:numFmt w:val="bullet"/>
       <w:lvlText w:val=""/>
       <w:lvlJc w:val="left"/>
       <w:pPr>
+        <w:ind w:left="5040" w:hanging="360"/>
         <w:tabs>
           <w:tab w:val="num" w:pos="5040"/>
         </w:tabs>
-        <w:ind w:left="5040" w:hanging="360"/>
       </w:pPr>
       <w:rPr>
         <w:rFonts w:ascii="Wingdings" w:hAnsi="Wingdings" w:hint="default"/>
         <w:sz w:val="20"/>
       </w:rPr>
     </w:lvl>
-    <w:lvl w:ilvl="7" w:tentative="1">
+    <w:lvl w:ilvl="7" w:tentative="on">
       <w:start w:val="1"/>
       <w:numFmt w:val="bullet"/>
       <w:lvlText w:val=""/>
       <w:lvlJc w:val="left"/>
       <w:pPr>
+        <w:ind w:left="5760" w:hanging="360"/>
         <w:tabs>
           <w:tab w:val="num" w:pos="5760"/>
         </w:tabs>
-        <w:ind w:left="5760" w:hanging="360"/>
       </w:pPr>
       <w:rPr>
         <w:rFonts w:ascii="Wingdings" w:hAnsi="Wingdings" w:hint="default"/>
         <w:sz w:val="20"/>
       </w:rPr>
     </w:lvl>
-    <w:lvl w:ilvl="8" w:tentative="1">
+    <w:lvl w:ilvl="8" w:tentative="on">
       <w:start w:val="1"/>
       <w:numFmt w:val="bullet"/>
       <w:lvlText w:val=""/>
       <w:lvlJc w:val="left"/>
       <w:pPr>
+        <w:ind w:left="6480" w:hanging="360"/>
         <w:tabs>
           <w:tab w:val="num" w:pos="6480"/>
         </w:tabs>
-        <w:ind w:left="6480" w:hanging="360"/>
       </w:pPr>
       <w:rPr>
         <w:rFonts w:ascii="Wingdings" w:hAnsi="Wingdings" w:hint="default"/>
@@ -2319,148 +3043,148 @@
       </w:rPr>
     </w:lvl>
   </w:abstractNum>
-  <w:abstractNum w:abstractNumId="3" w15:restartNumberingAfterBreak="0">
-    <w:nsid w:val="37DD555F"/>
+  <w:abstractNum w:abstractNumId="2">
+    <w:nsid w:val="1b85744b"/>
     <w:multiLevelType w:val="multilevel"/>
-    <w:tmpl w:val="CB96B946"/>
+    <w:tmpl w:val="572ca04c"/>
     <w:lvl w:ilvl="0">
       <w:start w:val="1"/>
       <w:numFmt w:val="bullet"/>
       <w:lvlText w:val=""/>
       <w:lvlJc w:val="left"/>
       <w:pPr>
+        <w:ind w:left="720" w:hanging="360"/>
         <w:tabs>
           <w:tab w:val="num" w:pos="720"/>
         </w:tabs>
-        <w:ind w:left="720" w:hanging="360"/>
       </w:pPr>
       <w:rPr>
         <w:rFonts w:ascii="Symbol" w:hAnsi="Symbol" w:hint="default"/>
         <w:sz w:val="20"/>
       </w:rPr>
     </w:lvl>
-    <w:lvl w:ilvl="1" w:tentative="1">
+    <w:lvl w:ilvl="1" w:tentative="on">
       <w:start w:val="1"/>
       <w:numFmt w:val="bullet"/>
       <w:lvlText w:val="o"/>
       <w:lvlJc w:val="left"/>
       <w:pPr>
+        <w:ind w:left="1440" w:hanging="360"/>
         <w:tabs>
           <w:tab w:val="num" w:pos="1440"/>
         </w:tabs>
-        <w:ind w:left="1440" w:hanging="360"/>
       </w:pPr>
       <w:rPr>
         <w:rFonts w:ascii="Courier New" w:hAnsi="Courier New" w:hint="default"/>
         <w:sz w:val="20"/>
       </w:rPr>
     </w:lvl>
-    <w:lvl w:ilvl="2" w:tentative="1">
+    <w:lvl w:ilvl="2" w:tentative="on">
       <w:start w:val="1"/>
       <w:numFmt w:val="bullet"/>
       <w:lvlText w:val=""/>
       <w:lvlJc w:val="left"/>
       <w:pPr>
+        <w:ind w:left="2160" w:hanging="360"/>
         <w:tabs>
           <w:tab w:val="num" w:pos="2160"/>
         </w:tabs>
-        <w:ind w:left="2160" w:hanging="360"/>
       </w:pPr>
       <w:rPr>
         <w:rFonts w:ascii="Wingdings" w:hAnsi="Wingdings" w:hint="default"/>
         <w:sz w:val="20"/>
       </w:rPr>
     </w:lvl>
-    <w:lvl w:ilvl="3" w:tentative="1">
+    <w:lvl w:ilvl="3" w:tentative="on">
       <w:start w:val="1"/>
       <w:numFmt w:val="bullet"/>
       <w:lvlText w:val=""/>
       <w:lvlJc w:val="left"/>
       <w:pPr>
+        <w:ind w:left="2880" w:hanging="360"/>
         <w:tabs>
           <w:tab w:val="num" w:pos="2880"/>
         </w:tabs>
-        <w:ind w:left="2880" w:hanging="360"/>
       </w:pPr>
       <w:rPr>
         <w:rFonts w:ascii="Wingdings" w:hAnsi="Wingdings" w:hint="default"/>
         <w:sz w:val="20"/>
       </w:rPr>
     </w:lvl>
-    <w:lvl w:ilvl="4" w:tentative="1">
+    <w:lvl w:ilvl="4" w:tentative="on">
       <w:start w:val="1"/>
       <w:numFmt w:val="bullet"/>
       <w:lvlText w:val=""/>
       <w:lvlJc w:val="left"/>
       <w:pPr>
+        <w:ind w:left="3600" w:hanging="360"/>
         <w:tabs>
           <w:tab w:val="num" w:pos="3600"/>
         </w:tabs>
-        <w:ind w:left="3600" w:hanging="360"/>
       </w:pPr>
       <w:rPr>
         <w:rFonts w:ascii="Wingdings" w:hAnsi="Wingdings" w:hint="default"/>
         <w:sz w:val="20"/>
       </w:rPr>
     </w:lvl>
-    <w:lvl w:ilvl="5" w:tentative="1">
+    <w:lvl w:ilvl="5" w:tentative="on">
       <w:start w:val="1"/>
       <w:numFmt w:val="bullet"/>
       <w:lvlText w:val=""/>
       <w:lvlJc w:val="left"/>
       <w:pPr>
+        <w:ind w:left="4320" w:hanging="360"/>
         <w:tabs>
           <w:tab w:val="num" w:pos="4320"/>
         </w:tabs>
-        <w:ind w:left="4320" w:hanging="360"/>
       </w:pPr>
       <w:rPr>
         <w:rFonts w:ascii="Wingdings" w:hAnsi="Wingdings" w:hint="default"/>
         <w:sz w:val="20"/>
       </w:rPr>
     </w:lvl>
-    <w:lvl w:ilvl="6" w:tentative="1">
+    <w:lvl w:ilvl="6" w:tentative="on">
       <w:start w:val="1"/>
       <w:numFmt w:val="bullet"/>
       <w:lvlText w:val=""/>
       <w:lvlJc w:val="left"/>
       <w:pPr>
+        <w:ind w:left="5040" w:hanging="360"/>
         <w:tabs>
           <w:tab w:val="num" w:pos="5040"/>
         </w:tabs>
-        <w:ind w:left="5040" w:hanging="360"/>
       </w:pPr>
       <w:rPr>
         <w:rFonts w:ascii="Wingdings" w:hAnsi="Wingdings" w:hint="default"/>
         <w:sz w:val="20"/>
       </w:rPr>
     </w:lvl>
-    <w:lvl w:ilvl="7" w:tentative="1">
+    <w:lvl w:ilvl="7" w:tentative="on">
       <w:start w:val="1"/>
       <w:numFmt w:val="bullet"/>
       <w:lvlText w:val=""/>
       <w:lvlJc w:val="left"/>
       <w:pPr>
+        <w:ind w:left="5760" w:hanging="360"/>
         <w:tabs>
           <w:tab w:val="num" w:pos="5760"/>
         </w:tabs>
-        <w:ind w:left="5760" w:hanging="360"/>
       </w:pPr>
       <w:rPr>
         <w:rFonts w:ascii="Wingdings" w:hAnsi="Wingdings" w:hint="default"/>
         <w:sz w:val="20"/>
       </w:rPr>
     </w:lvl>
-    <w:lvl w:ilvl="8" w:tentative="1">
+    <w:lvl w:ilvl="8" w:tentative="on">
       <w:start w:val="1"/>
       <w:numFmt w:val="bullet"/>
       <w:lvlText w:val=""/>
       <w:lvlJc w:val="left"/>
       <w:pPr>
+        <w:ind w:left="6480" w:hanging="360"/>
         <w:tabs>
           <w:tab w:val="num" w:pos="6480"/>
         </w:tabs>
-        <w:ind w:left="6480" w:hanging="360"/>
       </w:pPr>
       <w:rPr>
         <w:rFonts w:ascii="Wingdings" w:hAnsi="Wingdings" w:hint="default"/>
@@ -2468,36 +3192,127 @@
       </w:rPr>
     </w:lvl>
   </w:abstractNum>
-  <w:num w:numId="1" w16cid:durableId="746920392">
+  <w:abstractNum w:abstractNumId="3">
+    <w:nsid w:val="feeff790"/>
+    <w:multiLevelType w:val="hybridMultilevel"/>
+    <w:lvl w:ilvl="0" w:tplc="409000f">
+      <w:start w:val="1"/>
+      <w:lvlText w:val="%1."/>
+      <w:lvlJc w:val="left"/>
+      <w:pPr>
+        <w:ind w:left="800" w:hanging="400"/>
+      </w:pPr>
+      <w:rPr/>
+    </w:lvl>
+    <w:lvl w:ilvl="1" w:tplc="4392858c">
+      <w:start w:val="1"/>
+      <w:numFmt w:val="lowerLetter"/>
+      <w:lvlText w:val="%2."/>
+      <w:lvlJc w:val="left"/>
+      <w:pPr>
+        <w:ind w:left="1200" w:hanging="400"/>
+      </w:pPr>
+      <w:rPr/>
+    </w:lvl>
+    <w:lvl w:ilvl="2" w:tplc="409001b">
+      <w:start w:val="1"/>
+      <w:numFmt w:val="lowerRoman"/>
+      <w:lvlText w:val="%3."/>
+      <w:lvlJc w:val="left"/>
+      <w:pPr>
+        <w:ind w:left="1600" w:hanging="400"/>
+      </w:pPr>
+      <w:rPr/>
+    </w:lvl>
+    <w:lvl w:ilvl="3" w:tplc="409000f">
+      <w:start w:val="1"/>
+      <w:lvlText w:val="%4."/>
+      <w:lvlJc w:val="left"/>
+      <w:pPr>
+        <w:ind w:left="2000" w:hanging="400"/>
+      </w:pPr>
+      <w:rPr/>
+    </w:lvl>
+    <w:lvl w:ilvl="4" w:tplc="4392858c">
+      <w:start w:val="1"/>
+      <w:numFmt w:val="lowerLetter"/>
+      <w:lvlText w:val="%5."/>
+      <w:lvlJc w:val="left"/>
+      <w:pPr>
+        <w:ind w:left="2400" w:hanging="400"/>
+      </w:pPr>
+      <w:rPr/>
+    </w:lvl>
+    <w:lvl w:ilvl="5" w:tplc="409001b">
+      <w:start w:val="1"/>
+      <w:numFmt w:val="lowerRoman"/>
+      <w:lvlText w:val="%6."/>
+      <w:lvlJc w:val="left"/>
+      <w:pPr>
+        <w:ind w:left="2800" w:hanging="400"/>
+      </w:pPr>
+      <w:rPr/>
+    </w:lvl>
+    <w:lvl w:ilvl="6" w:tplc="409000f">
+      <w:start w:val="1"/>
+      <w:lvlText w:val="%7."/>
+      <w:lvlJc w:val="left"/>
+      <w:pPr>
+        <w:ind w:left="3200" w:hanging="400"/>
+      </w:pPr>
+      <w:rPr/>
+    </w:lvl>
+    <w:lvl w:ilvl="7" w:tplc="4392858c">
+      <w:start w:val="1"/>
+      <w:numFmt w:val="lowerLetter"/>
+      <w:lvlText w:val="%8."/>
+      <w:lvlJc w:val="left"/>
+      <w:pPr>
+        <w:ind w:left="3600" w:hanging="400"/>
+      </w:pPr>
+      <w:rPr/>
+    </w:lvl>
+    <w:lvl w:ilvl="8" w:tplc="409001b">
+      <w:start w:val="1"/>
+      <w:numFmt w:val="lowerRoman"/>
+      <w:lvlText w:val="%9."/>
+      <w:lvlJc w:val="left"/>
+      <w:pPr>
+        <w:ind w:left="4000" w:hanging="400"/>
+      </w:pPr>
+      <w:rPr/>
+    </w:lvl>
+  </w:abstractNum>
+  <w:num w:numId="1">
+    <w:abstractNumId w:val="0"/>
+  </w:num>
+  <w:num w:numId="2">
     <w:abstractNumId w:val="1"/>
   </w:num>
-  <w:num w:numId="2" w16cid:durableId="1289123118">
-    <w:abstractNumId w:val="0"/>
+  <w:num w:numId="3">
+    <w:abstractNumId w:val="2"/>
   </w:num>
-  <w:num w:numId="3" w16cid:durableId="385883861">
+  <w:num w:numId="4">
     <w:abstractNumId w:val="3"/>
-  </w:num>
-  <w:num w:numId="4" w16cid:durableId="35813871">
-    <w:abstractNumId w:val="2"/>
   </w:num>
 </w:numbering>
 </file>
 
 <file path=word/styles.xml><?xml version="1.0" encoding="utf-8"?>
-<w:styles xmlns:mc="http://schemas.openxmlformats.org/markup-compatibility/2006" xmlns:r="http://schemas.openxmlformats.org/officeDocument/2006/relationships" xmlns:w="http://schemas.openxmlformats.org/wordprocessingml/2006/main" xmlns:w14="http://schemas.microsoft.com/office/word/2010/wordml" xmlns:w15="http://schemas.microsoft.com/office/word/2012/wordml" xmlns:w16cex="http://schemas.microsoft.com/office/word/2018/wordml/cex" xmlns:w16cid="http://schemas.microsoft.com/office/word/2016/wordml/cid" xmlns:w16="http://schemas.microsoft.com/office/word/2018/wordml" xmlns:w16du="http://schemas.microsoft.com/office/word/2023/wordml/word16du" xmlns:w16sdtdh="http://schemas.microsoft.com/office/word/2020/wordml/sdtdatahash" xmlns:w16sdtfl="http://schemas.microsoft.com/office/word/2024/wordml/sdtformatlock" xmlns:w16se="http://schemas.microsoft.com/office/word/2015/wordml/symex" mc:Ignorable="w14 w15 w16se w16cid w16 w16cex w16sdtdh w16sdtfl w16du">
+<w:styles xmlns:r="http://schemas.openxmlformats.org/officeDocument/2006/relationships" xmlns:w="http://schemas.openxmlformats.org/wordprocessingml/2006/main">
   <w:docDefaults>
     <w:rPrDefault>
       <w:rPr>
+        <w:lang w:val="en-US" w:eastAsia="ko-KR" w:bidi="ar-SA"/>
         <w:rFonts w:asciiTheme="minorHAnsi" w:eastAsiaTheme="minorEastAsia" w:hAnsiTheme="minorHAnsi" w:cstheme="minorBidi"/>
+        <w:szCs w:val="22"/>
         <w:kern w:val="2"/>
-        <w:szCs w:val="22"/>
-        <w:lang w:val="en-US" w:eastAsia="ko-KR" w:bidi="ar-SA"/>
       </w:rPr>
     </w:rPrDefault>
     <w:pPrDefault>
       <w:pPr>
+        <w:jc w:val="both"/>
         <w:spacing w:after="160" w:line="259" w:lineRule="auto"/>
-        <w:jc w:val="both"/>
       </w:pPr>
     </w:pPrDefault>
   </w:docDefaults>
@@ -2777,12 +3592,11 @@
   <w:style w:type="paragraph" w:default="1" w:styleId="a">
     <w:name w:val="Normal"/>
     <w:qFormat/>
-    <w:rsid w:val="00F01A0F"/>
     <w:pPr>
-      <w:widowControl w:val="0"/>
-      <w:wordWrap w:val="0"/>
-      <w:autoSpaceDE w:val="0"/>
-      <w:autoSpaceDN w:val="0"/>
+      <w:autoSpaceDE w:val="off"/>
+      <w:autoSpaceDN w:val="off"/>
+      <w:widowControl w:val="off"/>
+      <w:wordWrap w:val="off"/>
     </w:pPr>
   </w:style>
   <w:style w:type="character" w:default="1" w:styleId="a0">
@@ -2813,8 +3627,8 @@
   </w:style>
   <w:style w:type="table" w:customStyle="1" w:styleId="1">
     <w:name w:val="표 구분선1"/>
+    <w:uiPriority w:val="39"/>
     <w:basedOn w:val="a1"/>
-    <w:uiPriority w:val="39"/>
     <w:pPr>
       <w:spacing w:after="0" w:line="240" w:lineRule="auto"/>
     </w:pPr>
@@ -2831,8 +3645,8 @@
   </w:style>
   <w:style w:type="paragraph" w:styleId="a3">
     <w:name w:val="List Paragraph"/>
+    <w:uiPriority w:val="34"/>
     <w:basedOn w:val="a"/>
-    <w:uiPriority w:val="34"/>
     <w:qFormat/>
     <w:pPr>
       <w:ind w:leftChars="400" w:left="800"/>
@@ -2840,58 +3654,58 @@
   </w:style>
   <w:style w:type="paragraph" w:styleId="a4">
     <w:name w:val="header"/>
+    <w:uiPriority w:val="99"/>
     <w:basedOn w:val="a"/>
     <w:link w:val="Char"/>
-    <w:uiPriority w:val="99"/>
     <w:unhideWhenUsed/>
     <w:pPr>
+      <w:snapToGrid w:val="0"/>
       <w:tabs>
         <w:tab w:val="center" w:pos="4513"/>
         <w:tab w:val="right" w:pos="9026"/>
       </w:tabs>
-      <w:snapToGrid w:val="0"/>
     </w:pPr>
   </w:style>
   <w:style w:type="character" w:customStyle="1" w:styleId="Char">
     <w:name w:val="머리글 Char"/>
+    <w:uiPriority w:val="99"/>
     <w:basedOn w:val="a0"/>
     <w:link w:val="a4"/>
-    <w:uiPriority w:val="99"/>
   </w:style>
   <w:style w:type="paragraph" w:styleId="a5">
     <w:name w:val="footer"/>
+    <w:uiPriority w:val="99"/>
     <w:basedOn w:val="a"/>
     <w:link w:val="Char0"/>
-    <w:uiPriority w:val="99"/>
     <w:unhideWhenUsed/>
     <w:pPr>
+      <w:snapToGrid w:val="0"/>
       <w:tabs>
         <w:tab w:val="center" w:pos="4513"/>
         <w:tab w:val="right" w:pos="9026"/>
       </w:tabs>
-      <w:snapToGrid w:val="0"/>
     </w:pPr>
   </w:style>
   <w:style w:type="character" w:customStyle="1" w:styleId="Char0">
     <w:name w:val="바닥글 Char"/>
+    <w:uiPriority w:val="99"/>
     <w:basedOn w:val="a0"/>
     <w:link w:val="a5"/>
-    <w:uiPriority w:val="99"/>
   </w:style>
   <w:style w:type="character" w:styleId="a6">
     <w:name w:val="Hyperlink"/>
+    <w:uiPriority w:val="99"/>
     <w:basedOn w:val="a0"/>
-    <w:uiPriority w:val="99"/>
     <w:unhideWhenUsed/>
     <w:rPr>
       <w:color w:val="0563C1"/>
-      <w:u w:val="single"/>
+      <w:u w:val="single" w:color="auto"/>
     </w:rPr>
   </w:style>
   <w:style w:type="character" w:customStyle="1" w:styleId="10">
     <w:name w:val="확인되지 않은 멘션1"/>
+    <w:uiPriority w:val="99"/>
     <w:basedOn w:val="a0"/>
-    <w:uiPriority w:val="99"/>
     <w:semiHidden/>
     <w:unhideWhenUsed/>
     <w:rPr>
@@ -2901,11 +3715,11 @@
   </w:style>
   <w:style w:type="paragraph" w:styleId="a7">
     <w:name w:val="caption"/>
+    <w:uiPriority w:val="35"/>
     <w:basedOn w:val="a"/>
     <w:next w:val="a"/>
-    <w:uiPriority w:val="35"/>
+    <w:qFormat/>
     <w:unhideWhenUsed/>
-    <w:qFormat/>
     <w:rPr>
       <w:b/>
       <w:bCs/>
